--- a/spa/docx/10.content.docx
+++ b/spa/docx/10.content.docx
@@ -214,7 +214,7 @@
         <w:rPr>
           <w:lang w:val="es_ES" w:bidi="es_ES"/>
         </w:rPr>
-        <w:t xml:space="preserve"> Después de que Saúl murió, David regresó a Siclag tras derrotar a los amalecitas. Pasó allí dos días.</w:t>
+        <w:t xml:space="preserve"> Después de que Saúl murió, David regresó a Siclag tras derrotar a los amalecitas. Pasó allí 2 días.</w:t>
       </w:r>
     </w:p>
     <w:p>
@@ -256,7 +256,7 @@
         <w:rPr>
           <w:lang w:val="es_ES" w:bidi="es_ES"/>
         </w:rPr>
-        <w:t xml:space="preserve"> David le preguntó:—¿De dónde vienes?El soldado contestó:—Me escapé del campamento de Israel.</w:t>
+        <w:t xml:space="preserve"> David le preguntó: —¿De dónde vienes? El soldado contestó: —Me escapé del campamento de Israel.</w:t>
       </w:r>
     </w:p>
     <w:p>
@@ -277,7 +277,7 @@
         <w:rPr>
           <w:lang w:val="es_ES" w:bidi="es_ES"/>
         </w:rPr>
-        <w:t xml:space="preserve"> —¿Qué pasó? Cuéntame qué sucedió en la batalla.El hombre respondió:—La gente huyó. Muchos soldados murieron en el combate. ¡También murieron el rey Saúl y su hijo Jonatán!</w:t>
+        <w:t xml:space="preserve"> —¿Qué pasó? Cuéntame qué sucedió en la batalla. El hombre respondió: —La gente huyó. Muchos soldados murieron en el combate. ¡También murieron el rey Saúl y su hijo Jonatán!</w:t>
       </w:r>
     </w:p>
     <w:p>
@@ -319,7 +319,7 @@
         <w:rPr>
           <w:lang w:val="es_ES" w:bidi="es_ES"/>
         </w:rPr>
-        <w:t xml:space="preserve"> El soldado explicó:—Yo estaba en el monte Guilboa y vi a Saúl apoyándose en su lanza. Los enemigos lo tenían rodeado.</w:t>
+        <w:t xml:space="preserve"> El soldado explicó: —Yo estaba en el monte Guilboa y vi a Saúl apoyándose en su lanza. Los enemigos lo tenían rodeado.</w:t>
       </w:r>
     </w:p>
     <w:p>
@@ -361,7 +361,7 @@
         <w:rPr>
           <w:lang w:val="es_ES" w:bidi="es_ES"/>
         </w:rPr>
-        <w:t xml:space="preserve"> Me preguntó: "¿Quién eres?". Le respondí: "Soy amalecita".</w:t>
+        <w:t xml:space="preserve"> Me preguntó: "¿Quién eres?”. Le respondí: “Soy amalecita”.</w:t>
       </w:r>
     </w:p>
     <w:p>
@@ -382,7 +382,7 @@
         <w:rPr>
           <w:lang w:val="es_ES" w:bidi="es_ES"/>
         </w:rPr>
-        <w:t xml:space="preserve"> Entonces me rogó: "Ven y mátame. Estoy sufriendo muchísimo y no termino de morir".</w:t>
+        <w:t xml:space="preserve"> Entonces me rogó: “Ven y mátame. Estoy sufriendo muchísimo y no termino de morir”.</w:t>
       </w:r>
     </w:p>
     <w:p>
@@ -466,7 +466,7 @@
         <w:rPr>
           <w:lang w:val="es_ES" w:bidi="es_ES"/>
         </w:rPr>
-        <w:t xml:space="preserve"> David le preguntó al joven que trajo las noticias:—¿De dónde eres?Él respondió:—Soy un extranjero amalecita.</w:t>
+        <w:t xml:space="preserve"> David le preguntó al joven que trajo las noticias: —¿De dónde eres? Él respondió: —Soy un extranjero amalecita.</w:t>
       </w:r>
     </w:p>
     <w:p>
@@ -508,7 +508,7 @@
         <w:rPr>
           <w:lang w:val="es_ES" w:bidi="es_ES"/>
         </w:rPr>
-        <w:t xml:space="preserve"> Entonces David llamó a uno de sus soldados y le ordenó:—¡Mátalo!El soldado lo atravesó con su espada y el amalecita murió.</w:t>
+        <w:t xml:space="preserve"> Entonces David llamó a uno de sus soldados y le ordenó: —¡Mátalo! El soldado lo atravesó con su espada y el amalecita murió.</w:t>
       </w:r>
     </w:p>
     <w:p>
@@ -544,7 +544,7 @@
           <w:vertAlign w:val="superscript"/>
           <w:lang w:val="es_ES" w:bidi="es_ES"/>
         </w:rPr>
-        <w:t>18</w:t>
+        <w:t>17-18</w:t>
       </w:r>
       <w:r>
         <w:rPr>
@@ -592,7 +592,7 @@
         <w:rPr>
           <w:lang w:val="es_ES" w:bidi="es_ES"/>
         </w:rPr>
-        <w:t xml:space="preserve"> ¡Que los filisteos no se enteren de esto,para que no se alegren! ¡Que la gente de Gat y Ascalón no lo sepa, para que no se burlen los que se oponen a Dios!</w:t>
+        <w:t xml:space="preserve"> ¡Que los filisteos no se enteren de esto, para que no se alegren! ¡Que la gente de Gat y Ascalón no lo sepa, para que no se burlen los que se oponen a Dios!</w:t>
       </w:r>
     </w:p>
     <w:p>
@@ -613,7 +613,7 @@
         <w:rPr>
           <w:lang w:val="es_ES" w:bidi="es_ES"/>
         </w:rPr>
-        <w:t xml:space="preserve"> ¡Montes de Guilboa, que jamás vuelvan a tener rocío ni lluvia! ¡Que sus campos no produzcan cosechas para ofrendas! Porque allí quedaron arruinados los escudos de los guerreros. Allí el escudo de Saúl quedó sin unción, abandonado.</w:t>
+        <w:t xml:space="preserve"> ¡Montes de Guilboa, que jamás vuelvan a tener rocío ni lluvia! ¡Que sus campos no produzcan cosechas para ofrendas! Allí quedaron arruinados los escudos de los guerreros. Allí el escudo de Saúl quedó sin unción, abandonado.</w:t>
       </w:r>
     </w:p>
     <w:p>
@@ -634,7 +634,7 @@
         <w:rPr>
           <w:lang w:val="es_ES" w:bidi="es_ES"/>
         </w:rPr>
-        <w:t xml:space="preserve"> El arco de Jonatán siempre derribaba guerreros.La espada de Saúl jamás volvía sin haber herido al enemigo. Sus armas nunca fallaban en la batalla.</w:t>
+        <w:t xml:space="preserve"> El arco de Jonatán siempre derribaba guerreros. La espada de Saúl jamás volvía sin haber herido al enemigo. Sus armas nunca fallaban en la batalla.</w:t>
       </w:r>
     </w:p>
     <w:p>
@@ -718,7 +718,7 @@
         <w:rPr>
           <w:lang w:val="es_ES" w:bidi="es_ES"/>
         </w:rPr>
-        <w:t xml:space="preserve"> ¡Cuánto sufro por ti, Jonatán, mi querido amigo! Me demostraste un amor maravilloso.Era más valioso para mí que el amor de una esposa.</w:t>
+        <w:t xml:space="preserve"> ¡Cuánto sufro por ti, Jonatán, mi querido amigo! Me demostraste un amor maravilloso. Era más valioso para mí que el amor de una esposa.</w:t>
       </w:r>
     </w:p>
     <w:p>
@@ -739,7 +739,7 @@
         <w:rPr>
           <w:lang w:val="es_ES" w:bidi="es_ES"/>
         </w:rPr>
-        <w:t xml:space="preserve"> ¡Qué tristeza! ¡Han muerto los valientes!¡Cómo murieron los guerreros!</w:t>
+        <w:t xml:space="preserve"> ¡Qué tristeza! ¡Han muerto los valientes! ¡Cómo murieron los guerreros!</w:t>
       </w:r>
     </w:p>
     <w:p>
@@ -860,7 +860,7 @@
         <w:rPr>
           <w:lang w:val="es_ES" w:bidi="es_ES"/>
         </w:rPr>
-        <w:t xml:space="preserve"> Entonces David les envió este mensaje: «Que el Señor los bendiga por haber mostrado lealtad al rey y haberle dado un entierro digno.</w:t>
+        <w:t xml:space="preserve"> Entonces David les envió este mensaje: “Que el Señor los bendiga por haber mostrado lealtad al rey y haberle dado un entierro digno.</w:t>
       </w:r>
     </w:p>
     <w:p>
@@ -902,7 +902,7 @@
         <w:rPr>
           <w:lang w:val="es_ES" w:bidi="es_ES"/>
         </w:rPr>
-        <w:t xml:space="preserve"> Ahora sean fuertes y valientes. Su señor Saúl ha muerto, pero la tribu de Judá me ha nombrado su rey».</w:t>
+        <w:t xml:space="preserve"> Ahora sean fuertes y valientes. Su señor Saúl ha muerto, pero la tribu de Judá me ha nombrado su rey”.</w:t>
       </w:r>
     </w:p>
     <w:p>
@@ -959,7 +959,7 @@
           <w:vertAlign w:val="superscript"/>
           <w:lang w:val="es_ES" w:bidi="es_ES"/>
         </w:rPr>
-        <w:t>11</w:t>
+        <w:t>10-11</w:t>
       </w:r>
       <w:r>
         <w:rPr>
@@ -1028,7 +1028,7 @@
         <w:rPr>
           <w:lang w:val="es_ES" w:bidi="es_ES"/>
         </w:rPr>
-        <w:t xml:space="preserve"> Abner le dijo a Joab:—Escojamos a algunos de nuestros mejores guerreros para que luchen delante de nosotros.—Muy bien —respondió Joab.</w:t>
+        <w:t xml:space="preserve"> Abner le dijo a Joab: —Escojamos a algunos de nuestros mejores guerreros para que luchen delante de nosotros. —Muy bien —respondió Joab.</w:t>
       </w:r>
     </w:p>
     <w:p>
@@ -1070,7 +1070,7 @@
         <w:rPr>
           <w:lang w:val="es_ES" w:bidi="es_ES"/>
         </w:rPr>
-        <w:t xml:space="preserve"> Cada uno agarró a su oponente por el cabello y le clavó la espada en el costado. Los 24 murieron a la vez. Desde entonces, el lugar se conoce como «Campo de las espadas».</w:t>
+        <w:t xml:space="preserve"> Cada uno agarró a su oponente por el cabello y le clavó la espada en el costado. Los 24 murieron a la vez. Desde entonces, el lugar se conoce como “Campo de las espadas”.</w:t>
       </w:r>
     </w:p>
     <w:p>
@@ -1196,7 +1196,7 @@
         <w:rPr>
           <w:lang w:val="es_ES" w:bidi="es_ES"/>
         </w:rPr>
-        <w:t xml:space="preserve"> Abner le advirtió otra vez:—Deja de seguirme. Si no paras, voy a tener que matarte. ¿Cómo podría entonces mirar a la cara a tu hermano Joab?</w:t>
+        <w:t xml:space="preserve"> Abner le advirtió otra vez: —Deja de seguirme. Si no paras, voy a tener que matarte. ¿Cómo podría entonces mirar a la cara a tu hermano Joab?</w:t>
       </w:r>
     </w:p>
     <w:p>
@@ -1280,7 +1280,7 @@
         <w:rPr>
           <w:lang w:val="es_ES" w:bidi="es_ES"/>
         </w:rPr>
-        <w:t xml:space="preserve"> Abner le gritó a Joab:—¿Hasta cuándo vamos a seguir matándonos entre hermanos? ¿No te das cuenta de lo doloroso que será el final para todos nosotros? ¿Qué esperas para ordenarles a tus soldados que dejen de perseguir a sus propios hermanos?</w:t>
+        <w:t xml:space="preserve"> Abner le gritó a Joab: —¿Hasta cuándo vamos a seguir matándonos entre hermanos? ¿No te das cuenta de lo doloroso que será el final para todos nosotros? ¿Qué esperas para ordenarles a tus soldados que dejen de perseguir a sus propios hermanos?</w:t>
       </w:r>
     </w:p>
     <w:p>
@@ -1605,7 +1605,7 @@
           <w:vertAlign w:val="superscript"/>
           <w:lang w:val="es_ES" w:bidi="es_ES"/>
         </w:rPr>
-        <w:t>10</w:t>
+        <w:t>9-10</w:t>
       </w:r>
       <w:r>
         <w:rPr>
@@ -1653,7 +1653,7 @@
         <w:rPr>
           <w:lang w:val="es_ES" w:bidi="es_ES"/>
         </w:rPr>
-        <w:t xml:space="preserve"> Entonces Abner mandó mensajeros para que le dijeran a David:—¿De quién es este país sino tuyo? Hagamos un pacto y yo haré que todo Israel te acepte como rey.</w:t>
+        <w:t xml:space="preserve"> Entonces Abner mandó mensajeros para que le dijeran a David: —¿De quién es este país sino tuyo? Hagamos un pacto y yo haré que todo Israel te acepte como rey.</w:t>
       </w:r>
     </w:p>
     <w:p>
@@ -1695,7 +1695,7 @@
         <w:rPr>
           <w:lang w:val="es_ES" w:bidi="es_ES"/>
         </w:rPr>
-        <w:t xml:space="preserve"> Además, David mandó mensajeros para decirle a Isboset, hijo de Saúl:—Devuélveme a mi esposa Mical, por quien maté a cien filisteos.</w:t>
+        <w:t xml:space="preserve"> Además, David mandó mensajeros para decirle a Isboset, hijo de Saúl: —Devuélveme a mi esposa Mical, por quien maté a 100 filisteos.</w:t>
       </w:r>
     </w:p>
     <w:p>
@@ -1758,7 +1758,7 @@
         <w:rPr>
           <w:lang w:val="es_ES" w:bidi="es_ES"/>
         </w:rPr>
-        <w:t xml:space="preserve"> Mientras tanto, Abner se reunió con los líderes de Israel y les recordó:—Ustedes han querido durante mucho tiempo que David sea su rey.</w:t>
+        <w:t xml:space="preserve"> Mientras tanto, Abner se reunió con los líderes de Israel y les recordó: —Ustedes han querido durante mucho tiempo que David sea su rey.</w:t>
       </w:r>
     </w:p>
     <w:p>
@@ -1779,7 +1779,7 @@
         <w:rPr>
           <w:lang w:val="es_ES" w:bidi="es_ES"/>
         </w:rPr>
-        <w:t xml:space="preserve"> Ahora es el momento de hacerlo realidad, porque el Señor le prometió a David: "Por medio de ti, mi siervo, salvaré a mi pueblo de los filisteos y de todos sus enemigos".</w:t>
+        <w:t xml:space="preserve"> Ahora es el momento de hacerlo realidad, porque el Señor le prometió a David: “Por medio de ti, mi siervo, salvaré a mi pueblo de los filisteos y de todos sus enemigos”.</w:t>
       </w:r>
     </w:p>
     <w:p>
@@ -1842,7 +1842,7 @@
         <w:rPr>
           <w:lang w:val="es_ES" w:bidi="es_ES"/>
         </w:rPr>
-        <w:t xml:space="preserve"> Antes de irse, Abner le prometió a David:—Regresaré pronto y reuniré a todo el pueblo de Israel para que te elijan como rey, tal como tanto has deseado.David se despidió de Abner, quien regresó a su casa en paz.</w:t>
+        <w:t xml:space="preserve"> Antes de irse, Abner le prometió a David: —Regresaré pronto y reuniré a todo el pueblo de Israel para que te elijan rey, tal como tanto has deseado. David se despidió de Abner, quien regresó a su casa en paz.</w:t>
       </w:r>
     </w:p>
     <w:p>
@@ -1899,13 +1899,13 @@
           <w:vertAlign w:val="superscript"/>
           <w:lang w:val="es_ES" w:bidi="es_ES"/>
         </w:rPr>
-        <w:t>25</w:t>
-      </w:r>
-      <w:r>
-        <w:rPr>
-          <w:lang w:val="es_ES" w:bidi="es_ES"/>
-        </w:rPr>
-        <w:t xml:space="preserve"> Fue rápido ante el rey y le dijo:—¿Qué hiciste? ¿Por qué dejaste que Abner regresara a su casa sin más? Tú sabes muy bien que todo lo que te dijo es mentira. Solo vino para conocer tus planes y saber qué vas a hacer.</w:t>
+        <w:t>24-25</w:t>
+      </w:r>
+      <w:r>
+        <w:rPr>
+          <w:lang w:val="es_ES" w:bidi="es_ES"/>
+        </w:rPr>
+        <w:t xml:space="preserve"> Fue rápido ante el rey y le dijo: —¿Qué hiciste? ¿Por qué dejaste que Abner regresara a su casa sin más? Tú sabes muy bien que todo lo que te dijo es mentira. Solo vino para conocer tus planes y saber qué vas a hacer.</w:t>
       </w:r>
     </w:p>
     <w:p>
@@ -1968,7 +1968,7 @@
         <w:rPr>
           <w:lang w:val="es_ES" w:bidi="es_ES"/>
         </w:rPr>
-        <w:t xml:space="preserve"> Cuando David se enteró de lo que había pasado, dijo:—Juro delante del Señor que yo y mi pueblo no somos culpables del asesinato de Abner.</w:t>
+        <w:t xml:space="preserve"> Cuando David se enteró de lo que había pasado, dijo: —Juro delante del Señor que yo y mi pueblo no somos culpables del asesinato de Abner.</w:t>
       </w:r>
     </w:p>
     <w:p>
@@ -2052,49 +2052,49 @@
         <w:rPr>
           <w:lang w:val="es_ES" w:bidi="es_ES"/>
         </w:rPr>
-        <w:t xml:space="preserve"> Enterraron a Abner en Hebrón. El rey y todo el pueblo lloraron junto a su tumba.Entonces David pronunció este lamento:</w:t>
-      </w:r>
-    </w:p>
-    <w:p>
-      <w:pPr/>
-      <w:r>
-        <w:rPr>
-          <w:lang w:val="es_ES" w:bidi="es_ES"/>
-        </w:rPr>
-      </w:r>
-      <w:r>
-        <w:rPr>
-          <w:vertAlign w:val="superscript"/>
-          <w:lang w:val="es_ES" w:bidi="es_ES"/>
-        </w:rPr>
-        <w:t>34</w:t>
-      </w:r>
-      <w:r>
-        <w:rPr>
-          <w:lang w:val="es_ES" w:bidi="es_ES"/>
-        </w:rPr>
-        <w:t xml:space="preserve"> ¿Tenía que morir Abner como un criminal? Tus manos no estaban atadas, ni tus pies encadenados. Caíste como quien es asesinado por gente malvada.Y todo el pueblo volvió a llorar por él.</w:t>
-      </w:r>
-    </w:p>
-    <w:p>
-      <w:pPr/>
-      <w:r>
-        <w:rPr>
-          <w:lang w:val="es_ES" w:bidi="es_ES"/>
-        </w:rPr>
-      </w:r>
-      <w:r>
-        <w:rPr>
-          <w:vertAlign w:val="superscript"/>
-          <w:lang w:val="es_ES" w:bidi="es_ES"/>
-        </w:rPr>
-        <w:t>36</w:t>
-      </w:r>
-      <w:r>
-        <w:rPr>
-          <w:lang w:val="es_ES" w:bidi="es_ES"/>
-        </w:rPr>
-        <w:t xml:space="preserve"> Todos se acercaron a David y le rogaron que comiera mientras todavía había luz. Pero David hizo un juramento solemne: «¡Que Dios me castigue duramente si pruebo pan o cualquier otra cosa antes de que el sol se ponga!». Todo el pueblo vio esto y les pareció bien. De hecho, todo lo que hacía el rey les agradaba.</w:t>
+        <w:t xml:space="preserve"> Enterraron a Abner en Hebrón. El rey y todo el pueblo lloraron junto a su tumba. Entonces David pronunció este lamento:</w:t>
+      </w:r>
+    </w:p>
+    <w:p>
+      <w:pPr/>
+      <w:r>
+        <w:rPr>
+          <w:lang w:val="es_ES" w:bidi="es_ES"/>
+        </w:rPr>
+      </w:r>
+      <w:r>
+        <w:rPr>
+          <w:vertAlign w:val="superscript"/>
+          <w:lang w:val="es_ES" w:bidi="es_ES"/>
+        </w:rPr>
+        <w:t>33-34</w:t>
+      </w:r>
+      <w:r>
+        <w:rPr>
+          <w:lang w:val="es_ES" w:bidi="es_ES"/>
+        </w:rPr>
+        <w:t xml:space="preserve"> —¿Tenía que morir Abner como un criminal? Tus manos no estaban atadas, ni tus pies encadenados. Caíste como quien es asesinado por gente malvada. Y todo el pueblo volvió a llorar por él.</w:t>
+      </w:r>
+    </w:p>
+    <w:p>
+      <w:pPr/>
+      <w:r>
+        <w:rPr>
+          <w:lang w:val="es_ES" w:bidi="es_ES"/>
+        </w:rPr>
+      </w:r>
+      <w:r>
+        <w:rPr>
+          <w:vertAlign w:val="superscript"/>
+          <w:lang w:val="es_ES" w:bidi="es_ES"/>
+        </w:rPr>
+        <w:t>35-36</w:t>
+      </w:r>
+      <w:r>
+        <w:rPr>
+          <w:lang w:val="es_ES" w:bidi="es_ES"/>
+        </w:rPr>
+        <w:t xml:space="preserve"> Todos se acercaron a David y le rogaron que comiera mientras todavía había luz. Pero David hizo un juramento solemne: —¡Que Dios me castigue duramente si pruebo pan o cualquier otra cosa antes de que el sol se ponga! Todo el pueblo vio esto y les pareció bien. De hecho, todo lo que hacía el rey les agradaba.</w:t>
       </w:r>
     </w:p>
     <w:p>
@@ -2136,7 +2136,7 @@
         <w:rPr>
           <w:lang w:val="es_ES" w:bidi="es_ES"/>
         </w:rPr>
-        <w:t xml:space="preserve"> David le dijo a su gente:—¿Se dan cuenta de que hoy ha muerto un gran hombre de Israel?</w:t>
+        <w:t xml:space="preserve"> David le dijo a su gente: —¿Se dan cuenta de que hoy ha muerto un gran hombre de Israel?</w:t>
       </w:r>
     </w:p>
     <w:p>
@@ -2209,13 +2209,13 @@
           <w:vertAlign w:val="superscript"/>
           <w:lang w:val="es_ES" w:bidi="es_ES"/>
         </w:rPr>
-        <w:t>3</w:t>
-      </w:r>
-      <w:r>
-        <w:rPr>
-          <w:lang w:val="es_ES" w:bidi="es_ES"/>
-        </w:rPr>
-        <w:t xml:space="preserve"> Isboset tenía a su servicio a Baná y a Recab, quienes habían liderado bandas de ladrones. Baná y Recab eran hijos de Rimón, el berotita, y eran benjaminitas. El pueblo de Berot era considerado parte de la tribu de Benjamín, aunque sus habitantes habían huido a Guitayin y siguen viviendo allí.</w:t>
+        <w:t>2-3</w:t>
+      </w:r>
+      <w:r>
+        <w:rPr>
+          <w:lang w:val="es_ES" w:bidi="es_ES"/>
+        </w:rPr>
+        <w:t xml:space="preserve"> Isboset tenía a su servicio a Baná y a Recab, quienes habían liderado bandas de ladrones. Baná y Recab eran hijos de Rimón, el berotita, y eran benjamitas. El pueblo de Berot era considerado parte de la tribu de Benjamín, aunque sus habitantes habían huido a Guitayin y siguen viviendo allí.</w:t>
       </w:r>
     </w:p>
     <w:p>
@@ -2236,7 +2236,7 @@
         <w:rPr>
           <w:lang w:val="es_ES" w:bidi="es_ES"/>
         </w:rPr>
-        <w:t xml:space="preserve"> Había también un nieto del rey Saúl llamado Mefiboset, hijo de Jonatán. Era cojo de los pies. Tenía cinco años cuando Saúl y Jonatán murieron en Jezrel. Cuando llegó esta noticia a la capital, la niñera tomó a Mefiboset y huyó. Pero en su carrera se le cayó, y el niño quedó cojo.</w:t>
+        <w:t xml:space="preserve"> Había también un nieto del rey Saúl llamado Mefiboset, hijo de Jonatán. Era cojo de los pies. Tenía 5 años cuando Saúl y Jonatán murieron en Jezrel. Cuando llegó esta noticia a la capital, la niñera tomó a Mefiboset y huyó. Pero en su carrera se le cayó, y el niño quedó cojo.</w:t>
       </w:r>
     </w:p>
     <w:p>
@@ -2272,7 +2272,7 @@
           <w:vertAlign w:val="superscript"/>
           <w:lang w:val="es_ES" w:bidi="es_ES"/>
         </w:rPr>
-        <w:t>7</w:t>
+        <w:t>6-7</w:t>
       </w:r>
       <w:r>
         <w:rPr>
@@ -2299,7 +2299,7 @@
         <w:rPr>
           <w:lang w:val="es_ES" w:bidi="es_ES"/>
         </w:rPr>
-        <w:t xml:space="preserve"> Al llegar a Hebrón, le entregaron la cabeza a David. Le dijeron:—¡Mira, mi rey! Aquí está la cabeza de Isboset. Era hijo de Saúl, tu enemigo que quiso matarte. Hoy el Señor te ha dado venganza contra Saúl y toda su familia.</w:t>
+        <w:t xml:space="preserve"> Al llegar a Hebrón, le entregaron la cabeza a David. Le dijeron: —¡Mira, mi rey! Aquí está la cabeza de Isboset. Era hijo de Saúl, tu enemigo que quiso matarte. Hoy el Señor te ha dado venganza contra Saúl y toda su familia.</w:t>
       </w:r>
     </w:p>
     <w:p>
@@ -2320,7 +2320,7 @@
         <w:rPr>
           <w:lang w:val="es_ES" w:bidi="es_ES"/>
         </w:rPr>
-        <w:t xml:space="preserve"> Pero David les respondió:—¡Juro por el Señor, quien me ha rescatado de todos mis enemigos, que ustedes van a morir!</w:t>
+        <w:t xml:space="preserve"> Pero David les respondió: —¡Juro por el Señor, quien me ha rescatado de todos mis enemigos, que ustedes van a morir!</w:t>
       </w:r>
     </w:p>
     <w:p>
@@ -2341,7 +2341,7 @@
         <w:rPr>
           <w:lang w:val="es_ES" w:bidi="es_ES"/>
         </w:rPr>
-        <w:t xml:space="preserve"> Antes, un hombre vino a decirme: "Saúl ha muerto", pensando que me traía buenas noticias. Lo apresé y lo ejecuté en Siclag. Esa fue su recompensa.</w:t>
+        <w:t xml:space="preserve"> Antes, un hombre vino a decirme: “Saúl ha muerto”, pensando que me traía buenas noticias. Lo apresé y lo ejecuté en Siclag. Esa fue su recompensa.</w:t>
       </w:r>
     </w:p>
     <w:p>
@@ -2420,7 +2420,7 @@
         <w:rPr>
           <w:lang w:val="es_ES" w:bidi="es_ES"/>
         </w:rPr>
-        <w:t xml:space="preserve"> Después de esto, todas las tribus de Israel llegaron a Hebrón. Le dijeron a David:—Aquí estamos. Somos de tu propia familia.</w:t>
+        <w:t xml:space="preserve"> Después de esto, todas las tribus de Israel llegaron a Hebrón. Le dijeron a David: —Aquí estamos. Somos de tu propia familia.</w:t>
       </w:r>
     </w:p>
     <w:p>
@@ -2477,7 +2477,7 @@
           <w:vertAlign w:val="superscript"/>
           <w:lang w:val="es_ES" w:bidi="es_ES"/>
         </w:rPr>
-        <w:t>5</w:t>
+        <w:t>4-5</w:t>
       </w:r>
       <w:r>
         <w:rPr>
@@ -2504,7 +2504,7 @@
         <w:rPr>
           <w:lang w:val="es_ES" w:bidi="es_ES"/>
         </w:rPr>
-        <w:t xml:space="preserve"> David llevó a sus soldados a Jerusalén para pelear contra los jebuseos que vivían allí. Los jebuseos estaban seguros de que David no podría conquistar la ciudad. Le dijeron:—Nunca vas a poder tomar nuestra ciudad. Hasta un ejército de ciegos y cojos puede vencerte.</w:t>
+        <w:t xml:space="preserve"> David llevó a sus soldados a Jerusalén para pelear contra los jebuseos que vivían allí. Los jebuseos estaban seguros de que David no podría tomar posesión de la ciudad. Le dijeron: —Nunca vas a poder tomar nuestra ciudad. Hasta un ejército de ciegos y cojos puede vencerte.</w:t>
       </w:r>
     </w:p>
     <w:p>
@@ -2546,7 +2546,7 @@
         <w:rPr>
           <w:lang w:val="es_ES" w:bidi="es_ES"/>
         </w:rPr>
-        <w:t xml:space="preserve"> Cuando David escuchó los insultos de los jebuseos, les dijo a sus soldados:—¡Ataquen a esos jebuseos! Suban por el túnel del agua para vencer a esos ciegos y cojos que tanto odio.Por eso surgió el dicho: «Ni los ciegos ni los cojos pueden entrar al palacio».</w:t>
+        <w:t xml:space="preserve"> Cuando David escuchó los insultos de los jebuseos, les dijo a sus soldados: —¡Ataquen a esos jebuseos! Suban por el túnel del agua para vencer a esos ciegos y cojos que tanto odio. Por eso surgió el dicho: “Ni los ciegos ni los cojos pueden entrar al palacio”.</w:t>
       </w:r>
     </w:p>
     <w:p>
@@ -2666,7 +2666,7 @@
           <w:vertAlign w:val="superscript"/>
           <w:lang w:val="es_ES" w:bidi="es_ES"/>
         </w:rPr>
-        <w:t>16</w:t>
+        <w:t>14-16</w:t>
       </w:r>
       <w:r>
         <w:rPr>
@@ -2735,7 +2735,7 @@
         <w:rPr>
           <w:lang w:val="es_ES" w:bidi="es_ES"/>
         </w:rPr>
-        <w:t xml:space="preserve"> David le preguntó al Señor:—¿Debo atacar a los filisteos? ¿Los derrotaré?El Señor le contestó:—Sí, atácalos. Te daré la victoria.</w:t>
+        <w:t xml:space="preserve"> David le preguntó al Señor: —¿Debo atacar a los filisteos? ¿Los derrotaré? El Señor le contestó: —Sí, atácalos. Te daré la victoria.</w:t>
       </w:r>
     </w:p>
     <w:p>
@@ -2756,7 +2756,7 @@
         <w:rPr>
           <w:lang w:val="es_ES" w:bidi="es_ES"/>
         </w:rPr>
-        <w:t xml:space="preserve"> Entonces David marchó hacia Baal Perasim y allí venció a los filisteos. Después de la batalla, David declaró: «El Señor derribó a mis enemigos delante de mí como un torrente que rompe las barreras». Por eso llamó a ese lugar Baal Perasín.Baal Perasín: El nombre Baal Perasín en hebreo quiere decir el dueño de las barreras." class="footnote-marker"&gt;1</w:t>
+        <w:t xml:space="preserve"> Entonces David marchó hacia Baal Perasim y allí venció a los filisteos. Después de la batalla, David declaró: “El Señor derribó a mis enemigos delante de mí como un torrente que rompe las barreras”. Por eso llamó a ese lugar Baal Perasín.</w:t>
       </w:r>
     </w:p>
     <w:p>
@@ -2819,7 +2819,7 @@
         <w:rPr>
           <w:lang w:val="es_ES" w:bidi="es_ES"/>
         </w:rPr>
-        <w:t xml:space="preserve"> David volvió a consultar al Señor, y él le dijo:—No los ataques de frente. Da la vuelta y acércate a ellos por detrás, desde donde están los árboles de bálsamo.</w:t>
+        <w:t xml:space="preserve"> David volvió a consultar al Señor, y él le dijo: —No los ataques de frente. Da la vuelta y acércate a ellos por detrás, desde donde están los árboles de bálsamo.</w:t>
       </w:r>
     </w:p>
     <w:p>
@@ -3045,7 +3045,7 @@
         <w:rPr>
           <w:lang w:val="es_ES" w:bidi="es_ES"/>
         </w:rPr>
-        <w:t xml:space="preserve"> David se sintió muy afligido por lo que el Señor le había hecho a Uza. Llamó a ese lugar Peres Uza,Peres Uza: Las palabras Peres Uza en hebreo quieren decir castigo contra Uza." class="footnote-marker"&gt;1 y todavía hoy se le conoce así.</w:t>
+        <w:t xml:space="preserve"> David se sintió muy afligido por lo que el Señor le había hecho a Uza. Llamó a ese lugar Peres Uza, y todavía hoy se le conoce así.</w:t>
       </w:r>
     </w:p>
     <w:p>
@@ -3066,7 +3066,7 @@
         <w:rPr>
           <w:lang w:val="es_ES" w:bidi="es_ES"/>
         </w:rPr>
-        <w:t xml:space="preserve"> David tuvo miedo del Señor ese día y exclamó:—¡No voy a llevar el arca del Señor conmigo!</w:t>
+        <w:t xml:space="preserve"> David tuvo miedo del Señor ese día y exclamó: —¡No voy a llevar el arca del Señor conmigo!</w:t>
       </w:r>
     </w:p>
     <w:p>
@@ -3108,7 +3108,7 @@
         <w:rPr>
           <w:lang w:val="es_ES" w:bidi="es_ES"/>
         </w:rPr>
-        <w:t xml:space="preserve"> El arca estuvo allí durante tres meses, y el Señor bendijo a Obed Edom y a toda su familia.</w:t>
+        <w:t xml:space="preserve"> El arca estuvo allí durante 3 meses, y el Señor bendijo a Obed Edom y a toda su familia.</w:t>
       </w:r>
     </w:p>
     <w:p>
@@ -3297,7 +3297,7 @@
         <w:rPr>
           <w:lang w:val="es_ES" w:bidi="es_ES"/>
         </w:rPr>
-        <w:t xml:space="preserve"> David también regresó a su casa para bendecir a su familia. Pero Mical salió a recibirlo y le dijo muy enojada:—¡Hoy no te portaste como un rey! ¡Hiciste el ridículo delante de todos! ¡Te mostraste delante de las criadas como si fueras cualquier persona!</w:t>
+        <w:t xml:space="preserve"> David también regresó a su casa para bendecir a su familia. Pero Mical salió a recibirlo y le dijo muy enojada: —¡Hoy no te portaste como un rey! ¡Hiciste el ridículo delante de todos! ¡Te mostraste delante de las criadas como si fueras cualquier persona!</w:t>
       </w:r>
     </w:p>
     <w:p>
@@ -3318,7 +3318,7 @@
         <w:rPr>
           <w:lang w:val="es_ES" w:bidi="es_ES"/>
         </w:rPr>
-        <w:t xml:space="preserve"> David le contestó:—Yo estaba danzando delante del Señor. Él me escogió en lugar de tu padre y toda su familia, y me nombró líder de su pueblo, Israel. ¡Estoy dispuesto a parecer ridículo para mostrar mi alegría delante del Señor!</w:t>
+        <w:t xml:space="preserve"> David le contestó: —Yo estaba danzando delante del Señor. Él me escogió en lugar de tu padre y toda su familia, y me nombró líder de su pueblo, Israel. ¡Estoy dispuesto a parecer ridículo para mostrar mi alegría delante del Señor!</w:t>
       </w:r>
     </w:p>
     <w:p>
@@ -3418,7 +3418,7 @@
         <w:rPr>
           <w:lang w:val="es_ES" w:bidi="es_ES"/>
         </w:rPr>
-        <w:t xml:space="preserve"> Entonces le dijo al profeta Natán:—Mira, yo vivo en un hermoso palacio de cedro. Pero el arca de Dios se encuentra en una tienda.</w:t>
+        <w:t xml:space="preserve"> Entonces le dijo al profeta Natán: —Mira, yo vivo en un hermoso palacio de cedro. Pero el arca de Dios se encuentra en una tienda.</w:t>
       </w:r>
     </w:p>
     <w:p>
@@ -3580,7 +3580,7 @@
           <w:vertAlign w:val="superscript"/>
           <w:lang w:val="es_ES" w:bidi="es_ES"/>
         </w:rPr>
-        <w:t>11</w:t>
+        <w:t>10-11</w:t>
       </w:r>
       <w:r>
         <w:rPr>
@@ -3733,7 +3733,7 @@
         <w:rPr>
           <w:lang w:val="es_ES" w:bidi="es_ES"/>
         </w:rPr>
-        <w:t xml:space="preserve"> Entonces el rey David fue ante el Señor y dijo:—Señor y Dios, ¿quién soy yo y quién es mi familia para que me hayas traído hasta aquí?</w:t>
+        <w:t xml:space="preserve"> Entonces el rey David fue ante el Señor y dijo: —Señor y Dios, ¿quién soy yo y quién es mi familia para que me hayas traído hasta aquí?</w:t>
       </w:r>
     </w:p>
     <w:p>
@@ -3901,7 +3901,7 @@
         <w:rPr>
           <w:lang w:val="es_ES" w:bidi="es_ES"/>
         </w:rPr>
-        <w:t xml:space="preserve"> Así tu nombre será glorificado para siempre. La gente dirá: "¡El Señor de los ejércitos es el Dios de Israel!". Y la dinastía de tu siervo David permanecerá firme en tu presencia.</w:t>
+        <w:t xml:space="preserve"> Así tu nombre será glorificado para siempre. La gente dirá: "¡El Señor de los ejércitos es el Dios de Israel!”. Y la dinastía de tu siervo David permanecerá firme en tu presencia.</w:t>
       </w:r>
     </w:p>
     <w:p>
@@ -3943,7 +3943,7 @@
         <w:rPr>
           <w:lang w:val="es_ES" w:bidi="es_ES"/>
         </w:rPr>
-        <w:t xml:space="preserve"> Porque ciertamente tú eres Dios y tus palabras son verdaderas. Tú lo has prometido y eres fiel.</w:t>
+        <w:t xml:space="preserve"> Ciertamente tú eres Dios y tus palabras son verdaderas. Tú lo has prometido y eres fiel.</w:t>
       </w:r>
     </w:p>
     <w:p>
@@ -4022,7 +4022,7 @@
         <w:rPr>
           <w:lang w:val="es_ES" w:bidi="es_ES"/>
         </w:rPr>
-        <w:t xml:space="preserve"> También derrotó a los moabitas. Hizo que se tendieran en el suelo y los midió con un cordel. A los que quedaban dentro de las dos primeras distancias los mandó matar, pero a los que estaban en la tercera distancia los dejó vivir. Así, los moabitas quedaron sometidos a David y le pagaron tributo.</w:t>
+        <w:t xml:space="preserve"> También derrotó a los moabitas. Hizo que se tendieran en el suelo y los midió con un cordel. A los que quedaban dentro de las 2 primeras distancias los mandó matar, pero a los que estaban en la tercera distancia los dejó vivir. Así, los moabitas quedaron sometidos a David y le pagaron tributo.</w:t>
       </w:r>
     </w:p>
     <w:p>
@@ -4205,7 +4205,7 @@
           <w:vertAlign w:val="superscript"/>
           <w:lang w:val="es_ES" w:bidi="es_ES"/>
         </w:rPr>
-        <w:t>12</w:t>
+        <w:t>11-12</w:t>
       </w:r>
       <w:r>
         <w:rPr>
@@ -4452,7 +4452,7 @@
           <w:vertAlign w:val="superscript"/>
           <w:lang w:val="es_ES" w:bidi="es_ES"/>
         </w:rPr>
-        <w:t>6</w:t>
+        <w:t>5-6</w:t>
       </w:r>
       <w:r>
         <w:rPr>
@@ -4536,7 +4536,7 @@
           <w:vertAlign w:val="superscript"/>
           <w:lang w:val="es_ES" w:bidi="es_ES"/>
         </w:rPr>
-        <w:t>11</w:t>
+        <w:t>10-11</w:t>
       </w:r>
       <w:r>
         <w:rPr>
@@ -4705,7 +4705,7 @@
         <w:rPr>
           <w:lang w:val="es_ES" w:bidi="es_ES"/>
         </w:rPr>
-        <w:t xml:space="preserve"> Cuando David se enteró de lo que había pasado, les mandó decir que se quedaran en Jericó. Deben quedarse hasta que les creciera la barba, porque estaban muy avergonzados.</w:t>
+        <w:t xml:space="preserve"> Cuando David se enteró de lo que había pasado, les mandó decir que se quedaran en Jericó. Debían quedarse hasta que les creciera la barba, porque estaban muy avergonzados.</w:t>
       </w:r>
     </w:p>
     <w:p>
@@ -4741,7 +4741,7 @@
           <w:vertAlign w:val="superscript"/>
           <w:lang w:val="es_ES" w:bidi="es_ES"/>
         </w:rPr>
-        <w:t>8</w:t>
+        <w:t>7-8</w:t>
       </w:r>
       <w:r>
         <w:rPr>
@@ -4768,7 +4768,7 @@
         <w:rPr>
           <w:lang w:val="es_ES" w:bidi="es_ES"/>
         </w:rPr>
-        <w:t xml:space="preserve"> Joab vio que tendría que pelear en dos frentes. Entonces escogió a los mejores guerreros de Israel. Los dirigió personalmente contra los arameos que estaban en el campo.</w:t>
+        <w:t xml:space="preserve"> Joab vio que tendría que pelear en 2 frentes. Entonces escogió a los mejores guerreros de Israel. Los dirigió personalmente contra los arameos que estaban en el campo.</w:t>
       </w:r>
     </w:p>
     <w:p>
@@ -4888,7 +4888,7 @@
           <w:vertAlign w:val="superscript"/>
           <w:lang w:val="es_ES" w:bidi="es_ES"/>
         </w:rPr>
-        <w:t>16</w:t>
+        <w:t>15-16</w:t>
       </w:r>
       <w:r>
         <w:rPr>
@@ -4994,7 +4994,7 @@
         <w:rPr>
           <w:lang w:val="es_ES" w:bidi="es_ES"/>
         </w:rPr>
-        <w:t xml:space="preserve"> Llegó la primavera. En el tiempo en que los reyes acostumbraban salir a la guerra, David envió a Joab con sus oficiales y todo el ejército. Los envió para atacar a los amonitas y sitiar la ciudad de Rabá. Pero David se quedó en Jerusalén.</w:t>
+        <w:t xml:space="preserve"> Llegó la primavera. En el tiempo en que los reyes solían salir a la guerra, David envió a Joab con sus oficiales y todo el ejército. Los envió para atacar a los amonitas y sitiar la ciudad de Rabá. Pero David se quedó en Jerusalén.</w:t>
       </w:r>
     </w:p>
     <w:p>
@@ -5099,7 +5099,7 @@
         <w:rPr>
           <w:lang w:val="es_ES" w:bidi="es_ES"/>
         </w:rPr>
-        <w:t xml:space="preserve"> David entonces le envió a Joab este mensaje: «Envíame a Urías el hitita».</w:t>
+        <w:t xml:space="preserve"> David entonces le envió a Joab este mensaje: “Envíame a Urías el hitita”.</w:t>
       </w:r>
     </w:p>
     <w:p>
@@ -5183,7 +5183,7 @@
         <w:rPr>
           <w:lang w:val="es_ES" w:bidi="es_ES"/>
         </w:rPr>
-        <w:t xml:space="preserve"> David se enteró de lo que había hecho Urías. Lo llamó y le preguntó:—¿Qué te pasa? Acabas de regresar de un viaje largo. ¿Por qué no fuiste a dormir a tu casa?</w:t>
+        <w:t xml:space="preserve"> David se enteró de lo que había hecho Urías. Lo llamó y le preguntó: —¿Qué te pasa? Acabas de regresar de un viaje largo. ¿Por qué no fuiste a dormir a tu casa?</w:t>
       </w:r>
     </w:p>
     <w:p>
@@ -5366,13 +5366,13 @@
           <w:vertAlign w:val="superscript"/>
           <w:lang w:val="es_ES" w:bidi="es_ES"/>
         </w:rPr>
-        <w:t>21</w:t>
-      </w:r>
-      <w:r>
-        <w:rPr>
-          <w:lang w:val="es_ES" w:bidi="es_ES"/>
-        </w:rPr>
-        <w:t xml:space="preserve"> Le dijo al mensajero:—Es posible que el rey se enoje y te pregunte: "¿Por qué los soldados se acercaron tanto a la ciudad? ¿Acaso no sabían que les dispararían desde las murallas? ¿No recuerdan lo que le pasó a Abimélec, hijo de Yerubéset? ¡Una mujer en Tebes le lanzó una piedra de molino desde la muralla y lo mató!". Entonces dile: "Urías también murió en la batalla".</w:t>
+        <w:t>19-21</w:t>
+      </w:r>
+      <w:r>
+        <w:rPr>
+          <w:lang w:val="es_ES" w:bidi="es_ES"/>
+        </w:rPr>
+        <w:t xml:space="preserve"> Le dijo al mensajero: —Es posible que el rey se enoje y te pregunte: "¿Por qué los soldados se acercaron tanto a la ciudad? ¿Acaso no sabían que les dispararían desde las murallas? ¿No recuerdan lo que le pasó a Abimélec, hijo de Yerubéset? ¡Una mujer en Tebes le lanzó una piedra de molino desde la muralla y lo mató!”. Entonces dile: “Urías también murió en la batalla”.</w:t>
       </w:r>
     </w:p>
     <w:p>
@@ -5556,7 +5556,7 @@
         <w:rPr>
           <w:lang w:val="es_ES" w:bidi="es_ES"/>
         </w:rPr>
-        <w:t xml:space="preserve"> —Había dos hombres en una ciudad. Uno era muy rico y tenía muchas ovejas y cabras.</w:t>
+        <w:t xml:space="preserve"> —Había 2 hombres en una ciudad. Uno era muy rico y tenía muchas ovejas y cabras.</w:t>
       </w:r>
     </w:p>
     <w:p>
@@ -5640,7 +5640,7 @@
         <w:rPr>
           <w:lang w:val="es_ES" w:bidi="es_ES"/>
         </w:rPr>
-        <w:t xml:space="preserve"> ¿Cómo pudo ese hombre hacer algo así? Ahora deberá devolverle al pobre cuatro veces el valor de la oveja que le robó.</w:t>
+        <w:t xml:space="preserve"> ¿Cómo pudo ese hombre hacer algo así? Ahora deberá devolverle al pobre 4 veces el valor de la oveja que le robó.</w:t>
       </w:r>
     </w:p>
     <w:p>
@@ -5661,7 +5661,7 @@
         <w:rPr>
           <w:lang w:val="es_ES" w:bidi="es_ES"/>
         </w:rPr>
-        <w:t xml:space="preserve"> Entonces Natán le respondió: —¡Tú eres ese hombre! Esto es lo que dice el Señor, el Dios de Israel: "Yo te hice rey de Israel y te salvé de Saúl.</w:t>
+        <w:t xml:space="preserve"> Entonces Natán le respondió: —¡Tú eres ese hombre! Esto es lo que dice el Señor, el Dios de Israel: “Yo te hice rey de Israel y te salvé de Saúl.</w:t>
       </w:r>
     </w:p>
     <w:p>
@@ -5724,7 +5724,7 @@
         <w:rPr>
           <w:lang w:val="es_ES" w:bidi="es_ES"/>
         </w:rPr>
-        <w:t xml:space="preserve"> Por tanto, la violencia nunca se apartará de tu familia. Me despreciaste al quedarte con la esposa de Urías el hitita".</w:t>
+        <w:t xml:space="preserve"> Por tanto, la violencia nunca se apartará de tu familia. Me despreciaste al quedarte con la esposa de Urías el hitita”.</w:t>
       </w:r>
     </w:p>
     <w:p>
@@ -5745,7 +5745,7 @@
         <w:rPr>
           <w:lang w:val="es_ES" w:bidi="es_ES"/>
         </w:rPr>
-        <w:t xml:space="preserve"> »Esto es lo que el Señor te dice: "Voy a hacer que tu propia familia se vuelva contra ti. Tomaré a tus esposas delante de tus ojos. Se las daré a otro hombre. Él se acostará con ellas a plena luz del día.</w:t>
+        <w:t xml:space="preserve"> »Esto es lo que el Señor te dice: “Voy a hacer que tu propia familia se vuelva contra ti. Tomaré a tus esposas delante de tus ojos. Se las daré a otro hombre. Él se acostará con ellas a plena luz del día.</w:t>
       </w:r>
     </w:p>
     <w:p>
@@ -5766,7 +5766,7 @@
         <w:rPr>
           <w:lang w:val="es_ES" w:bidi="es_ES"/>
         </w:rPr>
-        <w:t xml:space="preserve"> Tú lo hiciste en secreto, pero yo haré que esto suceda a la vista de todo Israel y en pleno día".</w:t>
+        <w:t xml:space="preserve"> Tú lo hiciste en secreto, pero yo haré que esto suceda a la vista de todo Israel y en pleno día”.</w:t>
       </w:r>
     </w:p>
     <w:p>
@@ -5976,7 +5976,7 @@
         <w:rPr>
           <w:lang w:val="es_ES" w:bidi="es_ES"/>
         </w:rPr>
-        <w:t xml:space="preserve"> David les explicó: —Ayuné y lloré mientras el niño vivía porque pensaba: "Quizás el Señor tenga compasión de mí y deje vivir al niño".</w:t>
+        <w:t xml:space="preserve"> David les explicó: —Ayuné y lloré mientras el niño vivía porque pensaba: “Quizá el Señor tenga compasión de mí y deje vivir al niño”.</w:t>
       </w:r>
     </w:p>
     <w:p>
@@ -6039,28 +6039,28 @@
         <w:rPr>
           <w:lang w:val="es_ES" w:bidi="es_ES"/>
         </w:rPr>
-        <w:t xml:space="preserve"> Envió al profeta Natán para decirles: —En honor al Señor, deben llamar a ese niño Jedidías.Jedidías: El nombre Jedidías en hebreo quiere decir amado del Señor." class="footnote-marker"&gt;1</w:t>
-      </w:r>
-    </w:p>
-    <w:p>
-      <w:pPr/>
-      <w:r>
-        <w:rPr>
-          <w:lang w:val="es_ES" w:bidi="es_ES"/>
-        </w:rPr>
-      </w:r>
-      <w:r>
-        <w:rPr>
-          <w:vertAlign w:val="superscript"/>
-          <w:lang w:val="es_ES" w:bidi="es_ES"/>
-        </w:rPr>
-        <w:t>27</w:t>
-      </w:r>
-      <w:r>
-        <w:rPr>
-          <w:lang w:val="es_ES" w:bidi="es_ES"/>
-        </w:rPr>
-        <w:t xml:space="preserve"> Mientras tanto, Joab había logrado sitiar Rabá, la capital de Amón. Envió mensajeros a David con este mensaje: «He rodeado Rabá y he tomado la fortaleza que controla el agua de la ciudad.</w:t>
+        <w:t xml:space="preserve"> Envió al profeta Natán para decirles: —En honor al Señor, deben llamar a ese niño Jedidías.</w:t>
+      </w:r>
+    </w:p>
+    <w:p>
+      <w:pPr/>
+      <w:r>
+        <w:rPr>
+          <w:lang w:val="es_ES" w:bidi="es_ES"/>
+        </w:rPr>
+      </w:r>
+      <w:r>
+        <w:rPr>
+          <w:vertAlign w:val="superscript"/>
+          <w:lang w:val="es_ES" w:bidi="es_ES"/>
+        </w:rPr>
+        <w:t>26-27</w:t>
+      </w:r>
+      <w:r>
+        <w:rPr>
+          <w:lang w:val="es_ES" w:bidi="es_ES"/>
+        </w:rPr>
+        <w:t xml:space="preserve"> Mientras tanto, Joab había logrado sitiar Rabá, la capital de Amón. Envió mensajeros a David con este mensaje: “He rodeado Rabá y he tomado la fortaleza que controla el agua de la ciudad.</w:t>
       </w:r>
     </w:p>
     <w:p>
@@ -6081,28 +6081,28 @@
         <w:rPr>
           <w:lang w:val="es_ES" w:bidi="es_ES"/>
         </w:rPr>
-        <w:t xml:space="preserve"> Ahora reúne al resto del ejército. Ven a conquistar la ciudad tú mismo, para que lleve tu nombre y no el mío».</w:t>
-      </w:r>
-    </w:p>
-    <w:p>
-      <w:pPr/>
-      <w:r>
-        <w:rPr>
-          <w:lang w:val="es_ES" w:bidi="es_ES"/>
-        </w:rPr>
-      </w:r>
-      <w:r>
-        <w:rPr>
-          <w:vertAlign w:val="superscript"/>
-          <w:lang w:val="es_ES" w:bidi="es_ES"/>
-        </w:rPr>
-        <w:t>30</w:t>
-      </w:r>
-      <w:r>
-        <w:rPr>
-          <w:lang w:val="es_ES" w:bidi="es_ES"/>
-        </w:rPr>
-        <w:t xml:space="preserve"> David reunió a todo el ejército. Marchó hacia Rabá y la conquistó. Trajo a Jerusalén un gran botín de guerra. David tomó la corona del rey de Rabá. Pesaba 34 kilos de oro y tenía incrustada una piedra preciosa. Se la puso en la cabeza.</w:t>
+        <w:t xml:space="preserve"> Ahora reúne al resto del ejército. Ven a tomar posesión de la ciudad tú mismo, para que lleve tu nombre y no el mío”.</w:t>
+      </w:r>
+    </w:p>
+    <w:p>
+      <w:pPr/>
+      <w:r>
+        <w:rPr>
+          <w:lang w:val="es_ES" w:bidi="es_ES"/>
+        </w:rPr>
+      </w:r>
+      <w:r>
+        <w:rPr>
+          <w:vertAlign w:val="superscript"/>
+          <w:lang w:val="es_ES" w:bidi="es_ES"/>
+        </w:rPr>
+        <w:t>29-30</w:t>
+      </w:r>
+      <w:r>
+        <w:rPr>
+          <w:lang w:val="es_ES" w:bidi="es_ES"/>
+        </w:rPr>
+        <w:t xml:space="preserve"> David reunió a todo el ejército. Marchó hacia Rabá y la tomó. Trajo a Jerusalén un gran botín de guerra. David tomó la corona del rey de Rabá. Pesaba 34 kilos de oro y tenía incrustada una piedra preciosa. Se la puso en la cabeza.</w:t>
       </w:r>
     </w:p>
     <w:p>
@@ -6223,7 +6223,7 @@
         <w:rPr>
           <w:lang w:val="es_ES" w:bidi="es_ES"/>
         </w:rPr>
-        <w:t xml:space="preserve"> Un día, Jonadab le preguntó a Amnón:—¿Qué te pasa? Cada día te veo más triste. ¡Tú eres hijo del rey!—Estoy enamorado de Tamar, la hermana de mi hermano Absalón —le contestó Amnón.</w:t>
+        <w:t xml:space="preserve"> Un día, Jonadab le preguntó a Amnón: —¿Qué te pasa? Cada día te veo más triste. ¡Tú eres hijo del rey! —Estoy enamorado de Tamar, la hermana de mi hermano Absalón —le contestó Amnón.</w:t>
       </w:r>
     </w:p>
     <w:p>
@@ -6244,7 +6244,7 @@
         <w:rPr>
           <w:lang w:val="es_ES" w:bidi="es_ES"/>
         </w:rPr>
-        <w:t xml:space="preserve"> Entonces Jonadab le dijo:—Te voy a decir qué hacer. Acuéstate en tu cama y finge que estás enfermo. Cuando tu padre venga a verte, pídele que mande a Tamar para que te prepare comida. Dile que te sentirás mejor si ella misma te da de comer.</w:t>
+        <w:t xml:space="preserve"> Entonces Jonadab le dijo: —Te voy a decir qué hacer. Acuéstate en tu cama y finge que estás enfermo. Cuando tu padre venga a verte, pídele que mande a Tamar para que te prepare comida. Dile que te sentirás mejor si ella misma te da de comer.</w:t>
       </w:r>
     </w:p>
     <w:p>
@@ -6265,7 +6265,7 @@
         <w:rPr>
           <w:lang w:val="es_ES" w:bidi="es_ES"/>
         </w:rPr>
-        <w:t xml:space="preserve"> Amnón hizo lo que Jonadab le aconsejó.El rey fue a verlo. Amnón le pidió que su hermana Tamar fuera a prepararle dos tortas y se las sirviera.</w:t>
+        <w:t xml:space="preserve"> Amnón hizo lo que Jonadab le aconsejó. El rey fue a verlo. Amnón le pidió que su hermana Tamar fuera a prepararle 2 tortas y se las sirviera.</w:t>
       </w:r>
     </w:p>
     <w:p>
@@ -6328,7 +6328,7 @@
         <w:rPr>
           <w:lang w:val="es_ES" w:bidi="es_ES"/>
         </w:rPr>
-        <w:t xml:space="preserve"> Pero cuando ella se las sirvió, Amnón se negó a comer.—¡Salgan todos de aquí! —ordenó a sus servidores.</w:t>
+        <w:t xml:space="preserve"> Pero cuando ella se las sirvió, Amnón se negó a comer. —¡Salgan todos de aquí! —ordenó a sus servidores.</w:t>
       </w:r>
     </w:p>
     <w:p>
@@ -6349,7 +6349,7 @@
         <w:rPr>
           <w:lang w:val="es_ES" w:bidi="es_ES"/>
         </w:rPr>
-        <w:t xml:space="preserve"> Cuando todos salieron, le dijo a Tamar:—Ahora tráeme la comida a mi habitación y dame tú misma de comer.Tamar le llevó las tortas que había preparado.</w:t>
+        <w:t xml:space="preserve"> Cuando todos salieron, le dijo a Tamar: —Ahora tráeme la comida a mi habitación y dame tú misma de comer. Tamar le llevó las tortas que había preparado.</w:t>
       </w:r>
     </w:p>
     <w:p>
@@ -6490,13 +6490,13 @@
           <w:vertAlign w:val="superscript"/>
           <w:lang w:val="es_ES" w:bidi="es_ES"/>
         </w:rPr>
-        <w:t>18</w:t>
-      </w:r>
-      <w:r>
-        <w:rPr>
-          <w:lang w:val="es_ES" w:bidi="es_ES"/>
-        </w:rPr>
-        <w:t xml:space="preserve"> Llamó a su criado y le ordenó:—¡Saca de aquí a esta mujer! ¡Cierra la puerta con cerrojo después de que se haya ido!El criado la sacó y aseguró la puerta. Tamar llevaba una túnica larga y elegante, como era costumbre para las hijas vírgenes del rey en esos días.</w:t>
+        <w:t>17-18</w:t>
+      </w:r>
+      <w:r>
+        <w:rPr>
+          <w:lang w:val="es_ES" w:bidi="es_ES"/>
+        </w:rPr>
+        <w:t xml:space="preserve"> Llamó a su criado y le ordenó: —¡Saca de aquí a esta mujer! ¡Cierra la puerta con cerrojo después de que se haya ido! El criado la sacó y aseguró la puerta. Tamar llevaba una túnica larga y elegante, como era costumbre para las hijas vírgenes del rey en esos días.</w:t>
       </w:r>
     </w:p>
     <w:p>
@@ -6538,7 +6538,7 @@
         <w:rPr>
           <w:lang w:val="es_ES" w:bidi="es_ES"/>
         </w:rPr>
-        <w:t xml:space="preserve"> Su hermano Absalón se enteró de lo sucedido y le dijo:—¿Así que Amnón estuvo contigo? Como es tu hermano, mejor cálmate y no digas nada de esto.Entonces Tamar se fue a vivir a la casa de su hermano Absalón, pero seguía muy triste.</w:t>
+        <w:t xml:space="preserve"> Su hermano Absalón se enteró de lo sucedido y le dijo: —¿Así que Amnón estuvo contigo? Como es tu hermano, mejor cálmate y no digas nada de esto. Entonces Tamar se fue a vivir a la casa de su hermano Absalón, pero seguía muy triste.</w:t>
       </w:r>
     </w:p>
     <w:p>
@@ -6595,13 +6595,13 @@
           <w:vertAlign w:val="superscript"/>
           <w:lang w:val="es_ES" w:bidi="es_ES"/>
         </w:rPr>
-        <w:t>24</w:t>
-      </w:r>
-      <w:r>
-        <w:rPr>
-          <w:lang w:val="es_ES" w:bidi="es_ES"/>
-        </w:rPr>
-        <w:t xml:space="preserve"> Dos años después, Absalón tenía a sus trabajadores esquilando ovejas en Baal Jazor. Estaban cerca de la frontera de Efraín. Organizó un banquete e invitó a todos los hijos del rey. Luego fue ante el rey David y le dijo: —Tu siervo está celebrando la esquila de las ovejas. ¿Podrías venir con tus oficiales?</w:t>
+        <w:t>23-24</w:t>
+      </w:r>
+      <w:r>
+        <w:rPr>
+          <w:lang w:val="es_ES" w:bidi="es_ES"/>
+        </w:rPr>
+        <w:t xml:space="preserve"> Pasados 2 años, Absalón tenía a sus trabajadores esquilando ovejas en Baal Jazor. Estaban cerca de la frontera de Efraín. Organizó un banquete e invitó a todos los hijos del rey. Luego fue ante el rey David y le dijo: —Tu siervo está celebrando la esquila de las ovejas. ¿Podrías venir con tus oficiales?</w:t>
       </w:r>
     </w:p>
     <w:p>
@@ -6700,13 +6700,13 @@
           <w:vertAlign w:val="superscript"/>
           <w:lang w:val="es_ES" w:bidi="es_ES"/>
         </w:rPr>
-        <w:t>30</w:t>
-      </w:r>
-      <w:r>
-        <w:rPr>
-          <w:lang w:val="es_ES" w:bidi="es_ES"/>
-        </w:rPr>
-        <w:t xml:space="preserve"> Así que ellos mataron a Amnón. Inmediatamente, los demás hijos del rey montaron en sus mulas y huyeron. Mientras regresaban a Jerusalén, alguien le informó a David:—¡Absalón ha matado a todos tus hijos! ¡No ha quedado ninguno con vida!</w:t>
+        <w:t>29-30</w:t>
+      </w:r>
+      <w:r>
+        <w:rPr>
+          <w:lang w:val="es_ES" w:bidi="es_ES"/>
+        </w:rPr>
+        <w:t xml:space="preserve"> Así que ellos mataron a Amnón. Inmediatamente, los demás hijos del rey montaron en sus mulas y huyeron. Mientras regresaban a Jerusalén, alguien le informó a David: —¡Absalón ha matado a todos tus hijos! ¡No ha quedado ninguno con vida!</w:t>
       </w:r>
     </w:p>
     <w:p>
@@ -6742,7 +6742,7 @@
           <w:vertAlign w:val="superscript"/>
           <w:lang w:val="es_ES" w:bidi="es_ES"/>
         </w:rPr>
-        <w:t>33</w:t>
+        <w:t>32-33</w:t>
       </w:r>
       <w:r>
         <w:rPr>
@@ -6769,7 +6769,7 @@
         <w:rPr>
           <w:lang w:val="es_ES" w:bidi="es_ES"/>
         </w:rPr>
-        <w:t xml:space="preserve"> El centinela de la ciudad vio que un grupo grande de gente bajaba de la montaña. Corrió a avisarle al rey:—Mucha gente viene bajando por el camino de Joronayin.Mientras esto pasaba, Absalón ya había escapado.</w:t>
+        <w:t xml:space="preserve"> El centinela de la ciudad vio que un grupo grande de gente bajaba de la montaña. Corrió a avisarle al rey: —Mucha gente viene bajando por el camino de Joronayin. Mientras esto pasaba, Absalón ya había escapado.</w:t>
       </w:r>
     </w:p>
     <w:p>
@@ -6790,7 +6790,7 @@
         <w:rPr>
           <w:lang w:val="es_ES" w:bidi="es_ES"/>
         </w:rPr>
-        <w:t xml:space="preserve"> Entonces Jonadab le dijo al rey:—¿Ves, mi rey? No te mentí. ¡Mira, ahí vienen tus hijos!</w:t>
+        <w:t xml:space="preserve"> Entonces Jonadab le dijo al rey: —¿Ves, mi rey? No te mentí. ¡Mira, ahí vienen tus hijos!</w:t>
       </w:r>
     </w:p>
     <w:p>
@@ -6826,7 +6826,7 @@
           <w:vertAlign w:val="superscript"/>
           <w:lang w:val="es_ES" w:bidi="es_ES"/>
         </w:rPr>
-        <w:t>39</w:t>
+        <w:t>37-39</w:t>
       </w:r>
       <w:r>
         <w:rPr>
@@ -6884,13 +6884,13 @@
           <w:vertAlign w:val="superscript"/>
           <w:lang w:val="es_ES" w:bidi="es_ES"/>
         </w:rPr>
-        <w:t>3</w:t>
-      </w:r>
-      <w:r>
-        <w:rPr>
-          <w:lang w:val="es_ES" w:bidi="es_ES"/>
-        </w:rPr>
-        <w:t xml:space="preserve"> Así que buscó a una mujer de Tecoa que era muy sabia. Le pidió que solicitara una audiencia con el rey. Antes de que la mujer se presentara ante el rey, Joab le dio estas instrucciones:—Ponte ropa de luto y no uses perfume. Será como si estuvieras de duelo por la muerte de un hijo. Después vas donde el rey y le dices todo lo que yo te voy a indicar.</w:t>
+        <w:t>2-3</w:t>
+      </w:r>
+      <w:r>
+        <w:rPr>
+          <w:lang w:val="es_ES" w:bidi="es_ES"/>
+        </w:rPr>
+        <w:t xml:space="preserve"> Así que buscó a una mujer de Tecoa que era muy sabia. Le pidió que solicitara una audiencia con el rey. Antes de que la mujer se presentara ante el rey, Joab le dio estas instrucciones: —Ponte ropa de luto y no uses perfume. Será como si estuvieras de duelo por la muerte de un hijo. Después vas donde el rey y le dices todo lo que yo te voy a indicar.</w:t>
       </w:r>
     </w:p>
     <w:p>
@@ -6926,13 +6926,13 @@
           <w:vertAlign w:val="superscript"/>
           <w:lang w:val="es_ES" w:bidi="es_ES"/>
         </w:rPr>
-        <w:t>6</w:t>
-      </w:r>
-      <w:r>
-        <w:rPr>
-          <w:lang w:val="es_ES" w:bidi="es_ES"/>
-        </w:rPr>
-        <w:t xml:space="preserve"> —¿Qué te ocurre? —preguntó el rey.—Soy viuda —respondió ella—, y mis dos hijos se pelearon en el campo. Como no había nadie para separarlos, uno mató al otro.</w:t>
+        <w:t>5-6</w:t>
+      </w:r>
+      <w:r>
+        <w:rPr>
+          <w:lang w:val="es_ES" w:bidi="es_ES"/>
+        </w:rPr>
+        <w:t xml:space="preserve"> —¿Qué te ocurre? —preguntó el rey. —Soy viuda —respondió ella—, y mis 2 hijos se pelearon en el campo. Como no había nadie para separarlos, uno mató al otro.</w:t>
       </w:r>
     </w:p>
     <w:p>
@@ -7037,7 +7037,7 @@
         <w:rPr>
           <w:lang w:val="es_ES" w:bidi="es_ES"/>
         </w:rPr>
-        <w:t xml:space="preserve"> Entonces ella dijo:—Te pido que jures por Dios que no permitirás que nadie lastime a mi hijo. No quiero que haya más derramamiento de sangre.—Te juro —respondió él— que ni un solo cabello de tu hijo caerá al suelo.</w:t>
+        <w:t xml:space="preserve"> Entonces ella dijo: —Te pido que jures por Dios que no permitirás que nadie lastime a mi hijo. No quiero que haya más derramamiento de sangre. —Te juro —respondió él— que ni un solo cabello de tu hijo caerá al suelo.</w:t>
       </w:r>
     </w:p>
     <w:p>
@@ -7058,7 +7058,7 @@
         <w:rPr>
           <w:lang w:val="es_ES" w:bidi="es_ES"/>
         </w:rPr>
-        <w:t xml:space="preserve"> —Ahora, permíteme pedirte algo más —dijo ella.—Habla —respondió él.</w:t>
+        <w:t xml:space="preserve"> —Ahora, permíteme pedirte algo más —dijo ella. —Habla —respondió él.</w:t>
       </w:r>
     </w:p>
     <w:p>
@@ -7115,13 +7115,13 @@
           <w:vertAlign w:val="superscript"/>
           <w:lang w:val="es_ES" w:bidi="es_ES"/>
         </w:rPr>
-        <w:t>16</w:t>
-      </w:r>
-      <w:r>
-        <w:rPr>
-          <w:lang w:val="es_ES" w:bidi="es_ES"/>
-        </w:rPr>
-        <w:t xml:space="preserve"> »Yo he venido a hablar contigo, mi señor y rey, porque la gente me ha dado miedo. Pensé: "Voy a hablar con el rey. Tal vez me conceda lo que le pido. Tal vez nos libre a mi hijo y a mí de quien quiere eliminarnos para quedarse con la heredad que Dios nos ha dado".</w:t>
+        <w:t>15-16</w:t>
+      </w:r>
+      <w:r>
+        <w:rPr>
+          <w:lang w:val="es_ES" w:bidi="es_ES"/>
+        </w:rPr>
+        <w:t xml:space="preserve"> »Yo he venido a hablar contigo, mi señor y rey, porque la gente me ha dado miedo. Pensé: “Voy a hablar con el rey. Tal vez me conceda lo que le pido. Tal vez nos libre a mi hijo y a mí de quien quiere eliminarnos para quedarse con la heredad que Dios nos ha dado”.</w:t>
       </w:r>
     </w:p>
     <w:p>
@@ -7142,7 +7142,7 @@
         <w:rPr>
           <w:lang w:val="es_ES" w:bidi="es_ES"/>
         </w:rPr>
-        <w:t xml:space="preserve"> »También pensé: "Sí, el rey nos devolverá la paz". Sé que tú eres como un ángel de Dios y puedes distinguir entre el bien y el mal. Que Dios esté contigo.</w:t>
+        <w:t xml:space="preserve"> »También pensé: “Sí, el rey nos devolverá la paz”. Sé que tú eres como un ángel de Dios y puedes distinguir entre el bien y el mal. Que Dios esté contigo.</w:t>
       </w:r>
     </w:p>
     <w:p>
@@ -7163,7 +7163,7 @@
         <w:rPr>
           <w:lang w:val="es_ES" w:bidi="es_ES"/>
         </w:rPr>
-        <w:t xml:space="preserve"> —Quiero saber algo —dijo el rey.—¿De qué se trata, mi señor? —preguntó ella.</w:t>
+        <w:t xml:space="preserve"> —Quiero saber algo —dijo el rey. —¿De qué se trata, mi señor? —preguntó ella.</w:t>
       </w:r>
     </w:p>
     <w:p>
@@ -7184,7 +7184,7 @@
         <w:rPr>
           <w:lang w:val="es_ES" w:bidi="es_ES"/>
         </w:rPr>
-        <w:t xml:space="preserve"> —¿Fue Joab quien te envió?Y la mujer respondió:—Juro por la vida de mi señor el rey que has dado en el clavo. Sí, fue tu siervo Joab quien me dio instrucciones. Puso en mi boca todo lo que he dicho.</w:t>
+        <w:t xml:space="preserve"> —¿Fue Joab quien te envió? Y la mujer respondió: —Juro por la vida de mi señor el rey que has dado en el clavo. Sí, fue tu siervo Joab quien me dio instrucciones. Puso en mi boca todo lo que he dicho.</w:t>
       </w:r>
     </w:p>
     <w:p>
@@ -7226,7 +7226,7 @@
         <w:rPr>
           <w:lang w:val="es_ES" w:bidi="es_ES"/>
         </w:rPr>
-        <w:t xml:space="preserve"> El rey llamó a Joab y le dijo:—Está bien, ve y trae a Absalón.</w:t>
+        <w:t xml:space="preserve"> El rey llamó a Joab y le dijo: —Está bien, ve y trae a Absalón.</w:t>
       </w:r>
     </w:p>
     <w:p>
@@ -7247,7 +7247,7 @@
         <w:rPr>
           <w:lang w:val="es_ES" w:bidi="es_ES"/>
         </w:rPr>
-        <w:t xml:space="preserve"> Joab se inclinó ante el rey. Lo bendijo y dijo:—Ahora sé que cuento con el favor de mi señor el rey, ya que has aceptado mi petición.</w:t>
+        <w:t xml:space="preserve"> Joab se inclinó ante el rey. Lo bendijo y dijo: —Ahora sé que cuento con el favor de mi señor el rey, ya que has aceptado mi petición.</w:t>
       </w:r>
     </w:p>
     <w:p>
@@ -7373,7 +7373,7 @@
         <w:rPr>
           <w:lang w:val="es_ES" w:bidi="es_ES"/>
         </w:rPr>
-        <w:t xml:space="preserve"> Después de dos años en Jerusalén sin ver al rey, Absalón</w:t>
+        <w:t xml:space="preserve"> Después de 2 años en Jerusalén sin ver al rey, Absalón</w:t>
       </w:r>
     </w:p>
     <w:p>
@@ -7415,7 +7415,7 @@
         <w:rPr>
           <w:lang w:val="es_ES" w:bidi="es_ES"/>
         </w:rPr>
-        <w:t xml:space="preserve"> Entonces Absalón les dijo a sus siervos:—Vayan y prendan fuego al campo de cebada de Joab, que está junto al mío.Ellos hicieron lo que les ordenó.</w:t>
+        <w:t xml:space="preserve"> Entonces Absalón les dijo a sus siervos: —Vayan y prendan fuego al campo de cebada de Joab, que está junto al mío. Ellos hicieron lo que les ordenó.</w:t>
       </w:r>
     </w:p>
     <w:p>
@@ -7436,7 +7436,7 @@
         <w:rPr>
           <w:lang w:val="es_ES" w:bidi="es_ES"/>
         </w:rPr>
-        <w:t xml:space="preserve"> Joab se presentó ante Absalón y le preguntó:—¿Por qué tus siervos han incendiado mi campo?</w:t>
+        <w:t xml:space="preserve"> Joab se presentó ante Absalón y le preguntó: —¿Por qué tus siervos han incendiado mi campo?</w:t>
       </w:r>
     </w:p>
     <w:p>
@@ -7635,13 +7635,13 @@
           <w:vertAlign w:val="superscript"/>
           <w:lang w:val="es_ES" w:bidi="es_ES"/>
         </w:rPr>
-        <w:t>8</w:t>
-      </w:r>
-      <w:r>
-        <w:rPr>
-          <w:lang w:val="es_ES" w:bidi="es_ES"/>
-        </w:rPr>
-        <w:t xml:space="preserve"> Cuatro años más tarde, Absalón le dijo al rey:—Permíteme ir a Hebrón para ofrecer sacrificios al Señor. Necesito cumplir una promesa que hice cuando estaba en Guesur de Aram. Era que si me permitías regresar a Jerusalén, le ofrecería un sacrificio.</w:t>
+        <w:t>7-8</w:t>
+      </w:r>
+      <w:r>
+        <w:rPr>
+          <w:lang w:val="es_ES" w:bidi="es_ES"/>
+        </w:rPr>
+        <w:t xml:space="preserve"> Pasados 4 años, Absalón le dijo al rey: —Permíteme ir a Hebrón para ofrecer sacrificios al Señor. Necesito cumplir una promesa que hice cuando estaba en Guesur de Aram. Era que si me permitías regresar a Jerusalén, le ofrecería un sacrificio.</w:t>
       </w:r>
     </w:p>
     <w:p>
@@ -7662,7 +7662,7 @@
         <w:rPr>
           <w:lang w:val="es_ES" w:bidi="es_ES"/>
         </w:rPr>
-        <w:t xml:space="preserve"> —Está bien —respondió el rey—. Ve y cumple tu promesa.Entonces Absalón partió hacia Hebrón.</w:t>
+        <w:t xml:space="preserve"> —Está bien —respondió el rey—. Ve y cumple tu promesa. Entonces Absalón partió hacia Hebrón.</w:t>
       </w:r>
     </w:p>
     <w:p>
@@ -7683,7 +7683,7 @@
         <w:rPr>
           <w:lang w:val="es_ES" w:bidi="es_ES"/>
         </w:rPr>
-        <w:t xml:space="preserve"> Una vez allí, envió mensajeros secretos por todo el territorio de las tribus de Israel con estas instrucciones: «En cuanto escuchen el sonido de las trompetas, anuncien que Absalón ha sido proclamado rey en Hebrón».</w:t>
+        <w:t xml:space="preserve"> Una vez allí, envió mensajeros secretos por todo el territorio de las tribus de Israel con estas instrucciones: “En cuanto escuchen el sonido de las trompetas, anuncien que Absalón ha sido proclamado rey en Hebrón”.</w:t>
       </w:r>
     </w:p>
     <w:p>
@@ -7746,7 +7746,7 @@
         <w:rPr>
           <w:lang w:val="es_ES" w:bidi="es_ES"/>
         </w:rPr>
-        <w:t xml:space="preserve"> Un mensajero llegó corriendo a Jerusalén y le dio la noticia al rey David:—Todo Israel se ha puesto del lado de Absalón y está en tu contra.</w:t>
+        <w:t xml:space="preserve"> Un mensajero llegó corriendo a Jerusalén y le dio la noticia al rey David: —Todo Israel se ha puesto del lado de Absalón y está en tu contra.</w:t>
       </w:r>
     </w:p>
     <w:p>
@@ -7767,7 +7767,7 @@
         <w:rPr>
           <w:lang w:val="es_ES" w:bidi="es_ES"/>
         </w:rPr>
-        <w:t xml:space="preserve"> Entonces David les dijo a todos los oficiales que estaban con él en Jerusalén:—¡Vámonos de aquí! Tenemos que huir, porque si no, no podremos escapar de Absalón. Dense prisa, no sea que nos alcance. Si llega antes que nosotros, nos destruirá y matará a toda la gente de la ciudad.</w:t>
+        <w:t xml:space="preserve"> Entonces David les dijo a todos los oficiales que estaban con él en Jerusalén: —¡Vámonos de aquí! Tenemos que huir, porque si no, no podremos escapar de Absalón. Dense prisa, no sea que nos alcance. Si llega antes que nosotros, nos destruirá y matará a toda la gente de la ciudad.</w:t>
       </w:r>
     </w:p>
     <w:p>
@@ -7788,7 +7788,7 @@
         <w:rPr>
           <w:lang w:val="es_ES" w:bidi="es_ES"/>
         </w:rPr>
-        <w:t xml:space="preserve"> Los oficiales le respondieron:—Estamos contigo. Haremos todo lo que nos ordenes.</w:t>
+        <w:t xml:space="preserve"> Los oficiales le respondieron: —Estamos contigo. Haremos todo lo que nos ordenes.</w:t>
       </w:r>
     </w:p>
     <w:p>
@@ -7809,22 +7809,22 @@
         <w:rPr>
           <w:lang w:val="es_ES" w:bidi="es_ES"/>
         </w:rPr>
-        <w:t xml:space="preserve"> El rey y los miembros de su casa partieron de inmediato. David dejó a diez de sus concubinas para que se encargaran del cuidado del palacio.</w:t>
-      </w:r>
-    </w:p>
-    <w:p>
-      <w:pPr/>
-      <w:r>
-        <w:rPr>
-          <w:lang w:val="es_ES" w:bidi="es_ES"/>
-        </w:rPr>
-      </w:r>
-      <w:r>
-        <w:rPr>
-          <w:vertAlign w:val="superscript"/>
-          <w:lang w:val="es_ES" w:bidi="es_ES"/>
-        </w:rPr>
-        <w:t>18</w:t>
+        <w:t xml:space="preserve"> El rey y los miembros de su casa partieron de inmediato. David dejó a 10 de sus concubinas para que se encargaran del cuidado del palacio.</w:t>
+      </w:r>
+    </w:p>
+    <w:p>
+      <w:pPr/>
+      <w:r>
+        <w:rPr>
+          <w:lang w:val="es_ES" w:bidi="es_ES"/>
+        </w:rPr>
+      </w:r>
+      <w:r>
+        <w:rPr>
+          <w:vertAlign w:val="superscript"/>
+          <w:lang w:val="es_ES" w:bidi="es_ES"/>
+        </w:rPr>
+        <w:t>17-18</w:t>
       </w:r>
       <w:r>
         <w:rPr>
@@ -7845,13 +7845,13 @@
           <w:vertAlign w:val="superscript"/>
           <w:lang w:val="es_ES" w:bidi="es_ES"/>
         </w:rPr>
-        <w:t>20</w:t>
-      </w:r>
-      <w:r>
-        <w:rPr>
-          <w:lang w:val="es_ES" w:bidi="es_ES"/>
-        </w:rPr>
-        <w:t xml:space="preserve"> El rey le dijo a Itay, el líder de los 600 hombres de Gat:—¿Por qué vienes con nosotros? Regresa y quédate con el nuevo rey. Tú eres extranjero en Israel y has sido desterrado de tu tierra. Acabas de llegar, y no es justo que te obligue a acompañarnos sin saber a dónde vamos. Regresa y lleva a tus hombres contigo. Que el Señor te muestre su amor y su fidelidad.</w:t>
+        <w:t>19-20</w:t>
+      </w:r>
+      <w:r>
+        <w:rPr>
+          <w:lang w:val="es_ES" w:bidi="es_ES"/>
+        </w:rPr>
+        <w:t xml:space="preserve"> El rey le dijo a Itay, el líder de los 600 hombres de Gat: —¿Por qué vienes con nosotros? Regresa y quédate con el nuevo rey. Tú eres extranjero en Israel y has sido desterrado de tu tierra. Acabas de llegar, y no es justo que te obligue a acompañarnos sin saber a dónde vamos. Regresa y lleva a tus hombres contigo. Que el Señor te muestre su amor y su fidelidad.</w:t>
       </w:r>
     </w:p>
     <w:p>
@@ -7950,13 +7950,13 @@
           <w:vertAlign w:val="superscript"/>
           <w:lang w:val="es_ES" w:bidi="es_ES"/>
         </w:rPr>
-        <w:t>26</w:t>
-      </w:r>
-      <w:r>
-        <w:rPr>
-          <w:lang w:val="es_ES" w:bidi="es_ES"/>
-        </w:rPr>
-        <w:t xml:space="preserve"> Entonces David le dijo a Sadoc que llevara el arca de regreso a la ciudad.—Si el Señor me mira con buenos ojos —dijo David—, él me permitirá regresar para ver el arca y su santuario nuevamente. Pero si no, que haga conmigo lo que mejor le parezca.</w:t>
+        <w:t>25-26</w:t>
+      </w:r>
+      <w:r>
+        <w:rPr>
+          <w:lang w:val="es_ES" w:bidi="es_ES"/>
+        </w:rPr>
+        <w:t xml:space="preserve"> Entonces David le dijo a Sadoc que llevara el arca de regreso a la ciudad. —Si el Señor me mira con buenos ojos —dijo David—, él me permitirá regresar para ver el arca y su santuario nuevamente. Pero si no, que haga conmigo lo que mejor le parezca.</w:t>
       </w:r>
     </w:p>
     <w:p>
@@ -7977,7 +7977,7 @@
         <w:rPr>
           <w:lang w:val="es_ES" w:bidi="es_ES"/>
         </w:rPr>
-        <w:t xml:space="preserve"> Luego le dijo a Sadoc:—Regresa en paz a la ciudad junto con tu hijo Ajimaz y con Abiatar y su hijo Jonatán.</w:t>
+        <w:t xml:space="preserve"> Luego le dijo a Sadoc: —Regresa en paz a la ciudad junto con tu hijo Ajimaz y con Abiatar y su hijo Jonatán.</w:t>
       </w:r>
     </w:p>
     <w:p>
@@ -8061,7 +8061,7 @@
         <w:rPr>
           <w:lang w:val="es_ES" w:bidi="es_ES"/>
         </w:rPr>
-        <w:t xml:space="preserve"> Cuando le informaron a David que Ajitofel, su consejero, estaba apoyando a Absalón, oró:—Señor, haz que los planes de Ajitofel fracasen.</w:t>
+        <w:t xml:space="preserve"> Cuando le informaron a David que Ajitofel, su consejero, estaba apoyando a Absalón, oró: —Señor, haz que los planes de Ajitofel fracasen.</w:t>
       </w:r>
     </w:p>
     <w:p>
@@ -8097,28 +8097,28 @@
           <w:vertAlign w:val="superscript"/>
           <w:lang w:val="es_ES" w:bidi="es_ES"/>
         </w:rPr>
-        <w:t>34</w:t>
-      </w:r>
-      <w:r>
-        <w:rPr>
-          <w:lang w:val="es_ES" w:bidi="es_ES"/>
-        </w:rPr>
-        <w:t xml:space="preserve"> David le dijo:—Si vienes conmigo, solo me harás más difícil el viaje. Mejor regresa a Jerusalén y dile a Absalón: "Rey, seré tu consejero tal como fui consejero de tu padre". Así podrás ayudarme a deshacer los planes de Ajitofel.</w:t>
-      </w:r>
-    </w:p>
-    <w:p>
-      <w:pPr/>
-      <w:r>
-        <w:rPr>
-          <w:lang w:val="es_ES" w:bidi="es_ES"/>
-        </w:rPr>
-      </w:r>
-      <w:r>
-        <w:rPr>
-          <w:vertAlign w:val="superscript"/>
-          <w:lang w:val="es_ES" w:bidi="es_ES"/>
-        </w:rPr>
-        <w:t>36</w:t>
+        <w:t>33-34</w:t>
+      </w:r>
+      <w:r>
+        <w:rPr>
+          <w:lang w:val="es_ES" w:bidi="es_ES"/>
+        </w:rPr>
+        <w:t xml:space="preserve"> David le dijo: —Si vienes conmigo, solo me harás más difícil el viaje. Mejor regresa a Jerusalén y dile a Absalón: “Rey, seré tu consejero tal como fui consejero de tu padre”. Así podrás ayudarme a deshacer los planes de Ajitofel.</w:t>
+      </w:r>
+    </w:p>
+    <w:p>
+      <w:pPr/>
+      <w:r>
+        <w:rPr>
+          <w:lang w:val="es_ES" w:bidi="es_ES"/>
+        </w:rPr>
+      </w:r>
+      <w:r>
+        <w:rPr>
+          <w:vertAlign w:val="superscript"/>
+          <w:lang w:val="es_ES" w:bidi="es_ES"/>
+        </w:rPr>
+        <w:t>35-36</w:t>
       </w:r>
       <w:r>
         <w:rPr>
@@ -8203,7 +8203,7 @@
         <w:rPr>
           <w:lang w:val="es_ES" w:bidi="es_ES"/>
         </w:rPr>
-        <w:t xml:space="preserve"> El rey le preguntó a Siba:—¿Para qué traes todo esto?Siba respondió:—Los burros son para que tu familia pueda montarlos. El pan y las frutas son para que tus soldados coman. El vino llévenlo al desierto por si alguien se desmaya de sed.</w:t>
+        <w:t xml:space="preserve"> El rey le preguntó a Siba: —¿Para qué traes todo esto? Siba respondió: —Los burros son para que tu familia pueda montarlos. El pan y las frutas son para que tus soldados coman. El vino llévenlo al desierto por si alguien se desmaya de sed.</w:t>
       </w:r>
     </w:p>
     <w:p>
@@ -8224,7 +8224,7 @@
         <w:rPr>
           <w:lang w:val="es_ES" w:bidi="es_ES"/>
         </w:rPr>
-        <w:t xml:space="preserve"> El rey le preguntó:—¿Dónde está el hijo de tu señor?—Está en Jerusalén —contestó Siba—. Cree que los israelitas van a devolverle el trono de su abuelo.</w:t>
+        <w:t xml:space="preserve"> El rey le preguntó: —¿Dónde está el hijo de tu señor? —Está en Jerusalén —contestó Siba—. Cree que los israelitas van a devolverle el trono de su abuelo.</w:t>
       </w:r>
     </w:p>
     <w:p>
@@ -8245,7 +8245,7 @@
         <w:rPr>
           <w:lang w:val="es_ES" w:bidi="es_ES"/>
         </w:rPr>
-        <w:t xml:space="preserve"> —Muy bien —respondió el rey—. Entonces, todo lo que le pertenecía a Mefiboset te lo doy a ti.—Me postro ante ti, mi señor y rey —dijo Siba—. Ojalá siempre cuente con tu favor.</w:t>
+        <w:t xml:space="preserve"> —Muy bien —respondió el rey—. Entonces, todo lo que le pertenecía a Mefiboset te lo doy a ti. —Me postro ante ti, mi señor y rey —dijo Siba—. Ojalá siempre cuente con tu favor.</w:t>
       </w:r>
     </w:p>
     <w:p>
@@ -8302,13 +8302,13 @@
           <w:vertAlign w:val="superscript"/>
           <w:lang w:val="es_ES" w:bidi="es_ES"/>
         </w:rPr>
-        <w:t>8</w:t>
-      </w:r>
-      <w:r>
-        <w:rPr>
-          <w:lang w:val="es_ES" w:bidi="es_ES"/>
-        </w:rPr>
-        <w:t xml:space="preserve"> Mientras los insultaba, Simí le gritaba a David:—¡Vete de aquí, asesino sanguinario! ¡El Señor te castiga por haber matado a Saúl y a toda su familia! ¡Tú le robaste el trono, y ahora el Señor se lo ha dado a tu hijo Absalón! ¡Estás recibiendo lo que mereces, asesino!</w:t>
+        <w:t>7-8</w:t>
+      </w:r>
+      <w:r>
+        <w:rPr>
+          <w:lang w:val="es_ES" w:bidi="es_ES"/>
+        </w:rPr>
+        <w:t xml:space="preserve"> Mientras los insultaba, Simí le gritaba a David: —¡Vete de aquí, asesino sanguinario! ¡El Señor te castiga por haber matado a Saúl y a toda su familia! ¡Tú le robaste el trono, y ahora el Señor se lo ha dado a tu hijo Absalón! ¡Estás recibiendo lo que mereces, asesino!</w:t>
       </w:r>
     </w:p>
     <w:p>
@@ -8476,7 +8476,7 @@
         <w:rPr>
           <w:lang w:val="es_ES" w:bidi="es_ES"/>
         </w:rPr>
-        <w:t xml:space="preserve"> Cuando Husay el arquita, amigo de David, llegó, fue de inmediato a ver a Absalón.—¡Larga vida al rey! —exclamó—. ¡Que viva el rey!</w:t>
+        <w:t xml:space="preserve"> Cuando Husay el arquita, amigo de David, llegó, fue de inmediato a ver a Absalón. —¡Larga vida al rey! —exclamó—. ¡Que viva el rey!</w:t>
       </w:r>
     </w:p>
     <w:p>
@@ -8581,7 +8581,7 @@
         <w:rPr>
           <w:lang w:val="es_ES" w:bidi="es_ES"/>
         </w:rPr>
-        <w:t xml:space="preserve"> Ajitofel le aconsejó:—Ve y acuéstate con las concubinas que tu padre dejó para cuidar el palacio. Así todo Israel sabrá que lo has ofendido y que no hay vuelta atrás. Entonces todos tus seguidores se sentirán más seguros.</w:t>
+        <w:t xml:space="preserve"> Ajitofel le aconsejó: —Ve y acuéstate con las concubinas que tu padre dejó para cuidar el palacio. Así todo Israel sabrá que lo has ofendido y que no hay vuelta atrás. Entonces todos tus seguidores se sentirán más seguros.</w:t>
       </w:r>
     </w:p>
     <w:p>
@@ -8660,22 +8660,22 @@
         <w:rPr>
           <w:lang w:val="es_ES" w:bidi="es_ES"/>
         </w:rPr>
-        <w:t xml:space="preserve"> Ajitofel le propuso a Absalón:—Déjame escoger 12.000 de los mejores hombres para ir tras David esta noche.</w:t>
-      </w:r>
-    </w:p>
-    <w:p>
-      <w:pPr/>
-      <w:r>
-        <w:rPr>
-          <w:lang w:val="es_ES" w:bidi="es_ES"/>
-        </w:rPr>
-      </w:r>
-      <w:r>
-        <w:rPr>
-          <w:vertAlign w:val="superscript"/>
-          <w:lang w:val="es_ES" w:bidi="es_ES"/>
-        </w:rPr>
-        <w:t>3</w:t>
+        <w:t xml:space="preserve"> Ajitofel le propuso a Absalón: —Déjame escoger 12.000 de los mejores hombres para ir tras David esta noche.</w:t>
+      </w:r>
+    </w:p>
+    <w:p>
+      <w:pPr/>
+      <w:r>
+        <w:rPr>
+          <w:lang w:val="es_ES" w:bidi="es_ES"/>
+        </w:rPr>
+      </w:r>
+      <w:r>
+        <w:rPr>
+          <w:vertAlign w:val="superscript"/>
+          <w:lang w:val="es_ES" w:bidi="es_ES"/>
+        </w:rPr>
+        <w:t>2-3</w:t>
       </w:r>
       <w:r>
         <w:rPr>
@@ -8744,7 +8744,7 @@
         <w:rPr>
           <w:lang w:val="es_ES" w:bidi="es_ES"/>
         </w:rPr>
-        <w:t xml:space="preserve"> Cuando Husay llegó, Absalón le preguntó.—¿Cuál es tu opinión? ¿Debemos seguir el consejo de Ajitofel? ¿Qué opinas?</w:t>
+        <w:t xml:space="preserve"> Cuando Husay llegó, Absalón le preguntó. —¿Cuál es tu opinión? ¿Debemos seguir el consejo de Ajitofel? ¿Qué opinas?</w:t>
       </w:r>
     </w:p>
     <w:p>
@@ -8765,7 +8765,7 @@
         <w:rPr>
           <w:lang w:val="es_ES" w:bidi="es_ES"/>
         </w:rPr>
-        <w:t xml:space="preserve"> Husay respondió:—Creo que esta vez Ajitofel se equivoca.</w:t>
+        <w:t xml:space="preserve"> Husay respondió: —Creo que esta vez Ajitofel se equivoca.</w:t>
       </w:r>
     </w:p>
     <w:p>
@@ -8807,7 +8807,7 @@
         <w:rPr>
           <w:lang w:val="es_ES" w:bidi="es_ES"/>
         </w:rPr>
-        <w:t xml:space="preserve"> Seguramente ya se escondió en alguna cueva o en otro sitio. Si David ataca primero, cualquiera que se entere dirá: "Están masacrando a las tropas de Absalón".</w:t>
+        <w:t xml:space="preserve"> Seguramente ya se escondió en alguna cueva o en otro sitio. Si David ataca primero, cualquiera que se entere dirá: “Están masacrando a las tropas de Absalón”.</w:t>
       </w:r>
     </w:p>
     <w:p>
@@ -8828,7 +8828,7 @@
         <w:rPr>
           <w:lang w:val="es_ES" w:bidi="es_ES"/>
         </w:rPr>
-        <w:t xml:space="preserve"> Entonces, hasta los más valientes, aquellos que tienen corazón de león, se llenarán de miedo. Porque todo Israel sabe lo poderoso que es tu padre y lo valientes que son sus hombres.</w:t>
+        <w:t xml:space="preserve"> Entonces, hasta los más valientes, aquellos que tienen corazón de león, se llenarán de miedo. Todo Israel sabe lo poderoso que es tu padre y lo valientes que son sus hombres.</w:t>
       </w:r>
     </w:p>
     <w:p>
@@ -8912,7 +8912,7 @@
         <w:rPr>
           <w:lang w:val="es_ES" w:bidi="es_ES"/>
         </w:rPr>
-        <w:t xml:space="preserve"> Absalón y los hombres de Israel dijeron:—El consejo de Husay es mejor que el de Ajitofel.En realidad el plan de Ajitofel era el mejor. Pero el Señor había decidido arruinarlo para que el desastre cayera sobre Absalón.</w:t>
+        <w:t xml:space="preserve"> Absalón y los hombres de Israel dijeron: —El consejo de Husay es mejor que el de Ajitofel. En realidad el plan de Ajitofel era el mejor. Pero el Señor había decidido arruinarlo para que el desastre cayera sobre Absalón.</w:t>
       </w:r>
     </w:p>
     <w:p>
@@ -8996,7 +8996,7 @@
         <w:rPr>
           <w:lang w:val="es_ES" w:bidi="es_ES"/>
         </w:rPr>
-        <w:t xml:space="preserve"> Pero un joven los vio cuando salían de Enroguel hacia donde estaba David. Avisó a Absalón. Entonces los dos se fueron rápidamente a Bajurín. Fueron a casa de un hombre que los escondió en un pozo en su patio.</w:t>
+        <w:t xml:space="preserve"> Pero un joven los vio cuando salían de Enroguel hacia donde estaba David. Avisó a Absalón. Entonces los 2 se fueron rápidamente a Bajurín. Fueron a casa de un hombre que los escondió en un pozo en su patio.</w:t>
       </w:r>
     </w:p>
     <w:p>
@@ -9017,7 +9017,7 @@
         <w:rPr>
           <w:lang w:val="es_ES" w:bidi="es_ES"/>
         </w:rPr>
-        <w:t xml:space="preserve"> La esposa del hombre extendió una tela sobre la boca del pozo y esparció grano encima para secarlo. Nadie supo que los dos hombres estaban escondidos allí.</w:t>
+        <w:t xml:space="preserve"> La esposa del hombre extendió una tela sobre la boca del pozo y esparció grano encima para secarlo. Nadie supo que los 2 hombres estaban escondidos allí.</w:t>
       </w:r>
     </w:p>
     <w:p>
@@ -9185,22 +9185,22 @@
         <w:rPr>
           <w:lang w:val="es_ES" w:bidi="es_ES"/>
         </w:rPr>
-        <w:t xml:space="preserve"> Cuando David llegó a Majanayin, tres hombres lo recibieron con amabilidad. Eran Sobí, hijo de Najás, que venía de Rabá, la ciudad de los amonitas; Maquir, hijo de Amiel, de Lo Debar; y Barzilay, el galaadita, de Roguelín.</w:t>
-      </w:r>
-    </w:p>
-    <w:p>
-      <w:pPr/>
-      <w:r>
-        <w:rPr>
-          <w:lang w:val="es_ES" w:bidi="es_ES"/>
-        </w:rPr>
-      </w:r>
-      <w:r>
-        <w:rPr>
-          <w:vertAlign w:val="superscript"/>
-          <w:lang w:val="es_ES" w:bidi="es_ES"/>
-        </w:rPr>
-        <w:t>29</w:t>
+        <w:t xml:space="preserve"> Cuando David llegó a Majanayin, 3 hombres lo recibieron con amabilidad. Eran Sobí, hijo de Najás, que venía de Rabá, la ciudad de los amonitas; Maquir, hijo de Amiel, de Lo Debar; y Barzilay, el galaadita, de Roguelín.</w:t>
+      </w:r>
+    </w:p>
+    <w:p>
+      <w:pPr/>
+      <w:r>
+        <w:rPr>
+          <w:lang w:val="es_ES" w:bidi="es_ES"/>
+        </w:rPr>
+      </w:r>
+      <w:r>
+        <w:rPr>
+          <w:vertAlign w:val="superscript"/>
+          <w:lang w:val="es_ES" w:bidi="es_ES"/>
+        </w:rPr>
+        <w:t>28-29</w:t>
       </w:r>
       <w:r>
         <w:rPr>
@@ -9285,7 +9285,7 @@
         <w:rPr>
           <w:lang w:val="es_ES" w:bidi="es_ES"/>
         </w:rPr>
-        <w:t xml:space="preserve"> pero los soldados se opusieron firmemente:—Mi rey, tú no debes ir con nosotros. Si tenemos que huir o si la mitad de nosotros muere, a los enemigos no les importará. Lo que ellos quieren es matarte a ti. Tú vales más que 10.000 de nosotros. Es mejor que te quedes en la ciudad y desde ahí nos envíes ayuda si la necesitamos.</w:t>
+        <w:t xml:space="preserve"> pero los soldados se opusieron firmemente: —Mi rey, tú no debes ir con nosotros. Si tenemos que huir o si la mitad de nosotros muere, a los enemigos no les importará. Lo que ellos quieren es matarte a ti. Tú vales más que 10.000 de nosotros. Es mejor que te quedes en la ciudad y desde ahí nos envíes ayuda si la necesitamos.</w:t>
       </w:r>
     </w:p>
     <w:p>
@@ -9306,7 +9306,7 @@
         <w:rPr>
           <w:lang w:val="es_ES" w:bidi="es_ES"/>
         </w:rPr>
-        <w:t xml:space="preserve"> —Está bien, haré lo que ustedes consideren mejor —respondió el rey.Entonces se quedó junto a la puerta de la ciudad viendo pasar a sus tropas.</w:t>
+        <w:t xml:space="preserve"> —Está bien, haré lo que ustedes consideren mejor —respondió el rey. Entonces se quedó junto a la puerta de la ciudad viendo pasar a sus tropas.</w:t>
       </w:r>
     </w:p>
     <w:p>
@@ -9327,7 +9327,7 @@
         <w:rPr>
           <w:lang w:val="es_ES" w:bidi="es_ES"/>
         </w:rPr>
-        <w:t xml:space="preserve"> Antes de que partieran, el rey les ordenó a Joab, Abisay e Itay:—Por favor, no le hagan daño al joven Absalón. Háganlo por mí.Todos los soldados escucharon cuando el rey les dio esta orden a los 3 comandantes.</w:t>
+        <w:t xml:space="preserve"> Antes de que partieran, el rey les ordenó a Joab, Abisay e Itay: —Por favor, no le hagan daño al joven Absalón. Háganlo por mí. Todos los soldados escucharon cuando el rey les dio esta orden a los 3 comandantes.</w:t>
       </w:r>
     </w:p>
     <w:p>
@@ -9474,7 +9474,7 @@
         <w:rPr>
           <w:lang w:val="es_ES" w:bidi="es_ES"/>
         </w:rPr>
-        <w:t xml:space="preserve"> —Aunque me ofrecieras mil monedas de plata, no le habría hecho nada —respondió el soldado—. Todos escuchamos cuando el rey les ordenó a ti, a Abisay y a Itay: "Por favor, no le hagan daño al joven Absalón".</w:t>
+        <w:t xml:space="preserve"> —Aunque me ofrecieras 1.000 monedas de plata, no le habría hecho nada —respondió el soldado—. Todos escuchamos cuando el rey les ordenó a ti, a Abisay y a Itay: “Por favor, no le hagan daño al joven Absalón”.</w:t>
       </w:r>
     </w:p>
     <w:p>
@@ -9537,7 +9537,7 @@
         <w:rPr>
           <w:lang w:val="es_ES" w:bidi="es_ES"/>
         </w:rPr>
-        <w:t xml:space="preserve"> Diez de los jóvenes que llevaban las armas de Joab rodearon a Absalón y lo remataron.</w:t>
+        <w:t xml:space="preserve"> Luego 10 de los jóvenes que llevaban las armas de Joab rodearon a Absalón y lo remataron.</w:t>
       </w:r>
     </w:p>
     <w:p>
@@ -9600,7 +9600,7 @@
         <w:rPr>
           <w:lang w:val="es_ES" w:bidi="es_ES"/>
         </w:rPr>
-        <w:t xml:space="preserve"> Absalón había levantado un monumento en el valle del Rey. Había pensado: «No tengo hijos que mantengan vivo mi nombre». Le puso su propio nombre y hasta el día de hoy se le conoce como la Estela de Absalón.</w:t>
+        <w:t xml:space="preserve"> Absalón había levantado un monumento en el valle del Rey. Había pensado: “No tengo hijos que mantengan vivo mi nombre”. Le puso su propio nombre y hasta el día de hoy se le conoce como la Estela de Absalón.</w:t>
       </w:r>
     </w:p>
     <w:p>
@@ -9621,7 +9621,7 @@
         <w:rPr>
           <w:lang w:val="es_ES" w:bidi="es_ES"/>
         </w:rPr>
-        <w:t xml:space="preserve"> Entonces Ajimaz, hijo de Sadoc, le dijo a Joab:—Déjame ir corriendo a llevarle al rey David la buena noticia de que el Señor lo ha librado de sus enemigos.</w:t>
+        <w:t xml:space="preserve"> Entonces Ajimaz, hijo de Sadoc, le dijo a Joab: —Déjame ir corriendo a llevarle al rey David la buena noticia de que el Señor lo ha librado de sus enemigos.</w:t>
       </w:r>
     </w:p>
     <w:p>
@@ -9663,7 +9663,7 @@
         <w:rPr>
           <w:lang w:val="es_ES" w:bidi="es_ES"/>
         </w:rPr>
-        <w:t xml:space="preserve"> Joab le ordenó a un soldado de Cus:—Ve y cuéntale al rey lo que viste.El soldado se inclinó ante Joab y salió corriendo.</w:t>
+        <w:t xml:space="preserve"> Joab le ordenó a un soldado de Cus: —Ve y cuéntale al rey lo que viste. El soldado se inclinó ante Joab y salió corriendo.</w:t>
       </w:r>
     </w:p>
     <w:p>
@@ -9684,7 +9684,7 @@
         <w:rPr>
           <w:lang w:val="es_ES" w:bidi="es_ES"/>
         </w:rPr>
-        <w:t xml:space="preserve"> Pero Ajimaz, hijo de Sadoc, insistió:—Déjame que vaya yo también corriendo como el cusita.Joab le respondió:—¿Para qué quieres ir, hijo mío? No recibirás ninguna recompensa por llevar esas noticias.</w:t>
+        <w:t xml:space="preserve"> Pero Ajimaz, hijo de Sadoc, insistió: —Déjame que vaya yo también corriendo como el cusita. Joab le respondió: —¿Para qué quieres ir, hijo mío? No recibirás ninguna recompensa por llevar esas noticias.</w:t>
       </w:r>
     </w:p>
     <w:p>
@@ -9705,7 +9705,7 @@
         <w:rPr>
           <w:lang w:val="es_ES" w:bidi="es_ES"/>
         </w:rPr>
-        <w:t xml:space="preserve"> —No me importa. De todas formas quiero ir —insistió Ajimaz.Finalmente Joab le dijo:—Está bien, ve.Entonces Ajimaz corrió por el camino del valle y adelantó al cusita.</w:t>
+        <w:t xml:space="preserve"> —No me importa. De todas formas quiero ir —insistió Ajimaz. Finalmente Joab le dijo: —Está bien, ve. Entonces Ajimaz corrió por el camino del valle y adelantó al cusita.</w:t>
       </w:r>
     </w:p>
     <w:p>
@@ -9726,7 +9726,7 @@
         <w:rPr>
           <w:lang w:val="es_ES" w:bidi="es_ES"/>
         </w:rPr>
-        <w:t xml:space="preserve"> David estaba sentado entre las dos puertas de la ciudad. El centinela subió al techo de la puerta sobre la muralla. Levantó la vista y vio a un hombre que corría solo.</w:t>
+        <w:t xml:space="preserve"> David estaba sentado entre las 2 puertas de la ciudad. El centinela subió al techo de la puerta sobre la muralla. Levantó la vista y vio a un hombre que corría solo.</w:t>
       </w:r>
     </w:p>
     <w:p>
@@ -9747,7 +9747,7 @@
         <w:rPr>
           <w:lang w:val="es_ES" w:bidi="es_ES"/>
         </w:rPr>
-        <w:t xml:space="preserve"> El centinela gritó para avisarle al rey. David respondió:—Si viene solo, trae buenas noticias.Mientras el hombre se acercaba,</w:t>
+        <w:t xml:space="preserve"> El centinela gritó para avisarle al rey. David respondió: —Si viene solo, trae buenas noticias. Mientras el hombre se acercaba,</w:t>
       </w:r>
     </w:p>
     <w:p>
@@ -9768,7 +9768,7 @@
         <w:rPr>
           <w:lang w:val="es_ES" w:bidi="es_ES"/>
         </w:rPr>
-        <w:t xml:space="preserve"> el centinela vio a otro hombre que corría. Entonces gritó al portero:—Allí viene otro hombre corriendo solo.El rey dijo:—Ese también trae buenas noticias.</w:t>
+        <w:t xml:space="preserve"> el centinela vio a otro hombre que corría. Entonces gritó al portero: —Allí viene otro hombre corriendo solo. El rey dijo: —Ese también trae buenas noticias.</w:t>
       </w:r>
     </w:p>
     <w:p>
@@ -9789,7 +9789,7 @@
         <w:rPr>
           <w:lang w:val="es_ES" w:bidi="es_ES"/>
         </w:rPr>
-        <w:t xml:space="preserve"> El centinela añadió:—Me parece que el primero corre como Ajimaz, hijo de Sadoc.El rey comentó:—Es un buen hombre. Seguro que trae buenas noticias.</w:t>
+        <w:t xml:space="preserve"> El centinela añadió: —Me parece que el primero corre como Ajimaz, hijo de Sadoc. El rey comentó: —Es un buen hombre. Seguro que trae buenas noticias.</w:t>
       </w:r>
     </w:p>
     <w:p>
@@ -9831,7 +9831,7 @@
         <w:rPr>
           <w:lang w:val="es_ES" w:bidi="es_ES"/>
         </w:rPr>
-        <w:t xml:space="preserve"> El rey le preguntó:—¿Está bien el joven Absalón?Ajimaz respondió:—Vi un gran alboroto cuando Joab me envió, pero no sé qué pasaba.</w:t>
+        <w:t xml:space="preserve"> El rey le preguntó: —¿Está bien el joven Absalón? Ajimaz respondió: —Vi un gran alboroto cuando Joab me envió, pero no sé qué pasaba.</w:t>
       </w:r>
     </w:p>
     <w:p>
@@ -9852,7 +9852,7 @@
         <w:rPr>
           <w:lang w:val="es_ES" w:bidi="es_ES"/>
         </w:rPr>
-        <w:t xml:space="preserve"> El rey le dijo:—Hazte a un lado y espera aquí.Ajimaz se hizo a un lado y se quedó allí.</w:t>
+        <w:t xml:space="preserve"> El rey le dijo: —Hazte a un lado y espera aquí. Ajimaz se hizo a un lado y se quedó allí.</w:t>
       </w:r>
     </w:p>
     <w:p>
@@ -9873,7 +9873,7 @@
         <w:rPr>
           <w:lang w:val="es_ES" w:bidi="es_ES"/>
         </w:rPr>
-        <w:t xml:space="preserve"> En ese momento llegó el cusita y anunció:—¡Tengo buenas noticias para mi señor el rey! Hoy el Señor te ha hecho justicia librándote de todos los que se rebelaron contra ti.</w:t>
+        <w:t xml:space="preserve"> En ese momento llegó el cusita y anunció: —¡Tengo buenas noticias para mi señor el rey! Hoy el Señor te ha hecho justicia librándote de todos los que se rebelaron contra ti.</w:t>
       </w:r>
     </w:p>
     <w:p>
@@ -9894,7 +9894,7 @@
         <w:rPr>
           <w:lang w:val="es_ES" w:bidi="es_ES"/>
         </w:rPr>
-        <w:t xml:space="preserve"> —¿Y cómo está el joven Absalón? ¿Está bien? —preguntó el rey.—¡Ojalá todos los enemigos de mi señor el rey mueran como murió ese muchacho! —respondió el hombre.</w:t>
+        <w:t xml:space="preserve"> —¿Y cómo está el joven Absalón? ¿Está bien? —preguntó el rey. —¡Ojalá todos los enemigos de mi señor el rey mueran como murió ese muchacho! —respondió el hombre.</w:t>
       </w:r>
     </w:p>
     <w:p>
@@ -9915,7 +9915,7 @@
         <w:rPr>
           <w:lang w:val="es_ES" w:bidi="es_ES"/>
         </w:rPr>
-        <w:t xml:space="preserve"> Cuando el rey escuchó la noticia, comenzó a llorar y subió al cuarto que estaba sobre la puerta. Mientras subía llorando, decía:—¡Absalón, hijo mío! ¡Absalón, hijo mío! ¡Ojalá hubiera muerto yo en tu lugar! ¡Absalón, hijo mío!</w:t>
+        <w:t xml:space="preserve"> Cuando el rey escuchó la noticia, comenzó a llorar y subió al cuarto que estaba sobre la puerta. Mientras subía llorando, decía: —¡Absalón, hijo mío! ¡Absalón, hijo mío! ¡Ojalá hubiera muerto yo en tu lugar! ¡Absalón, hijo mío!</w:t>
       </w:r>
     </w:p>
     <w:p>
@@ -10015,7 +10015,7 @@
         <w:rPr>
           <w:lang w:val="es_ES" w:bidi="es_ES"/>
         </w:rPr>
-        <w:t xml:space="preserve"> El rey, con el rostro entre las manos, lloraba:—¡Absalón, hijo mío! ¡Absalón, hijo mío, hijo mío!</w:t>
+        <w:t xml:space="preserve"> El rey, con el rostro entre las manos, lloraba: —¡Absalón, hijo mío! ¡Absalón, hijo mío, hijo mío!</w:t>
       </w:r>
     </w:p>
     <w:p>
@@ -10036,7 +10036,7 @@
         <w:rPr>
           <w:lang w:val="es_ES" w:bidi="es_ES"/>
         </w:rPr>
-        <w:t xml:space="preserve"> Entonces Joab fue a la habitación del rey y le dijo:—Estás avergonzando a todos tus siervos que han salvado tu vida. También han salvado la vida de tus hijos e hijas y la de tus esposas y concubinas. Es como si hubiéramos hecho algo malo.</w:t>
+        <w:t xml:space="preserve"> Entonces Joab fue a la habitación del rey y le dijo: —Estás avergonzando a todos tus siervos que han salvado tu vida. También han salvado la vida de tus hijos e hijas y la de tus esposas y concubinas. Es como si hubiéramos hecho algo malo.</w:t>
       </w:r>
     </w:p>
     <w:p>
@@ -10120,7 +10120,7 @@
         <w:rPr>
           <w:lang w:val="es_ES" w:bidi="es_ES"/>
         </w:rPr>
-        <w:t xml:space="preserve"> En todo el país solo se hablaba de lo que había ocurrido. La gente comentaba:—El rey David nos liberó de nuestros enemigos y nos salvó del poder de los filisteos. Pero tuvo que huir del país por causa de Absalón.</w:t>
+        <w:t xml:space="preserve"> En todo el país solo se hablaba de lo que había ocurrido. La gente comentaba: —El rey David nos liberó de nuestros enemigos y nos salvó del poder de los filisteos. Pero tuvo que huir del país por causa de Absalón.</w:t>
       </w:r>
     </w:p>
     <w:p>
@@ -10156,7 +10156,7 @@
           <w:vertAlign w:val="superscript"/>
           <w:lang w:val="es_ES" w:bidi="es_ES"/>
         </w:rPr>
-        <w:t>12</w:t>
+        <w:t>11-12</w:t>
       </w:r>
       <w:r>
         <w:rPr>
@@ -10183,7 +10183,7 @@
         <w:rPr>
           <w:lang w:val="es_ES" w:bidi="es_ES"/>
         </w:rPr>
-        <w:t xml:space="preserve"> También les ordenó que le dijeran a Amasá:—Eres sangre de mi sangre. Que Dios me castigue si no te nombro comandante de mi ejército en lugar de Joab.</w:t>
+        <w:t xml:space="preserve"> También les ordenó que le dijeran a Amasá: —Eres sangre de mi sangre. Que Dios me castigue si no te nombro comandante de mi ejército en lugar de Joab.</w:t>
       </w:r>
     </w:p>
     <w:p>
@@ -10204,7 +10204,7 @@
         <w:rPr>
           <w:lang w:val="es_ES" w:bidi="es_ES"/>
         </w:rPr>
-        <w:t xml:space="preserve"> Amasá logró convencer a todos los líderes de Judá, y todos estuvieron de acuerdo. Le enviaron este mensaje al rey: «Regresa con todos los que te acompañan».</w:t>
+        <w:t xml:space="preserve"> Amasá logró convencer a todos los líderes de Judá, y todos estuvieron de acuerdo. Le enviaron este mensaje al rey: “Regresa con todos los que te acompañan”.</w:t>
       </w:r>
     </w:p>
     <w:p>
@@ -10351,7 +10351,7 @@
         <w:rPr>
           <w:lang w:val="es_ES" w:bidi="es_ES"/>
         </w:rPr>
-        <w:t xml:space="preserve"> Abisay, hijo de Sarvia, dijo:—¡Simí merece morir! ¡Maldijo al rey ungido por el Señor!</w:t>
+        <w:t xml:space="preserve"> Abisay, hijo de Sarvia, dijo: —¡Simí merece morir! ¡Maldijo al rey ungido por el Señor!</w:t>
       </w:r>
     </w:p>
     <w:p>
@@ -10393,28 +10393,28 @@
         <w:rPr>
           <w:lang w:val="es_ES" w:bidi="es_ES"/>
         </w:rPr>
-        <w:t xml:space="preserve"> Luego miró a Simí y le dijo:—No morirás.</w:t>
-      </w:r>
-    </w:p>
-    <w:p>
-      <w:pPr/>
-      <w:r>
-        <w:rPr>
-          <w:lang w:val="es_ES" w:bidi="es_ES"/>
-        </w:rPr>
-      </w:r>
-      <w:r>
-        <w:rPr>
-          <w:vertAlign w:val="superscript"/>
-          <w:lang w:val="es_ES" w:bidi="es_ES"/>
-        </w:rPr>
-        <w:t>25</w:t>
-      </w:r>
-      <w:r>
-        <w:rPr>
-          <w:lang w:val="es_ES" w:bidi="es_ES"/>
-        </w:rPr>
-        <w:t xml:space="preserve"> También llegó de Jerusalén Mefiboset, el nieto de Saúl. Desde el día en que el rey había salido de Jerusalén, Mefiboset no se había lavado los pies ni la ropa. Tampoco se había arreglado la barba. El rey le preguntó:—¿Por qué no viniste conmigo, Mefiboset?</w:t>
+        <w:t xml:space="preserve"> Luego miró a Simí y le dijo: —No morirás.</w:t>
+      </w:r>
+    </w:p>
+    <w:p>
+      <w:pPr/>
+      <w:r>
+        <w:rPr>
+          <w:lang w:val="es_ES" w:bidi="es_ES"/>
+        </w:rPr>
+      </w:r>
+      <w:r>
+        <w:rPr>
+          <w:vertAlign w:val="superscript"/>
+          <w:lang w:val="es_ES" w:bidi="es_ES"/>
+        </w:rPr>
+        <w:t>24-25</w:t>
+      </w:r>
+      <w:r>
+        <w:rPr>
+          <w:lang w:val="es_ES" w:bidi="es_ES"/>
+        </w:rPr>
+        <w:t xml:space="preserve"> También llegó de Jerusalén Mefiboset, el nieto de Saúl. Desde el día en que el rey había salido de Jerusalén, Mefiboset no se había lavado los pies ni la ropa. Tampoco se había arreglado la barba. El rey le preguntó: —¿Por qué no viniste conmigo, Mefiboset?</w:t>
       </w:r>
     </w:p>
     <w:p>
@@ -10435,7 +10435,7 @@
         <w:rPr>
           <w:lang w:val="es_ES" w:bidi="es_ES"/>
         </w:rPr>
-        <w:t xml:space="preserve"> Él contestó:—Mi señor y rey, mi siervo Siba me engañó. Como soy cojo, yo le había dicho: "Prepárame mi burro para ir con el rey".</w:t>
+        <w:t xml:space="preserve"> Él contestó: —Mi señor y rey, mi siervo Siba me engañó. Como soy cojo, yo le había dicho: “Prepárame mi burro para ir con el rey”.</w:t>
       </w:r>
     </w:p>
     <w:p>
@@ -10498,7 +10498,7 @@
         <w:rPr>
           <w:lang w:val="es_ES" w:bidi="es_ES"/>
         </w:rPr>
-        <w:t xml:space="preserve"> David respondió:—No hacen falta más explicaciones. He decidido que tú y Siba se repartan las tierras.</w:t>
+        <w:t xml:space="preserve"> David respondió: —No hacen falta más explicaciones. He decidido que tú y Siba se repartan las tierras.</w:t>
       </w:r>
     </w:p>
     <w:p>
@@ -10519,22 +10519,22 @@
         <w:rPr>
           <w:lang w:val="es_ES" w:bidi="es_ES"/>
         </w:rPr>
-        <w:t xml:space="preserve"> Mefiboset dijo:—Que él se quede con todo. Para mí es suficiente que mi señor el rey haya regresado sano y salvo.</w:t>
-      </w:r>
-    </w:p>
-    <w:p>
-      <w:pPr/>
-      <w:r>
-        <w:rPr>
-          <w:lang w:val="es_ES" w:bidi="es_ES"/>
-        </w:rPr>
-      </w:r>
-      <w:r>
-        <w:rPr>
-          <w:vertAlign w:val="superscript"/>
-          <w:lang w:val="es_ES" w:bidi="es_ES"/>
-        </w:rPr>
-        <w:t>32</w:t>
+        <w:t xml:space="preserve"> Mefiboset dijo: —Que él se quede con todo. Para mí es suficiente que mi señor el rey haya regresado sano y salvo.</w:t>
+      </w:r>
+    </w:p>
+    <w:p>
+      <w:pPr/>
+      <w:r>
+        <w:rPr>
+          <w:lang w:val="es_ES" w:bidi="es_ES"/>
+        </w:rPr>
+      </w:r>
+      <w:r>
+        <w:rPr>
+          <w:vertAlign w:val="superscript"/>
+          <w:lang w:val="es_ES" w:bidi="es_ES"/>
+        </w:rPr>
+        <w:t>31-32</w:t>
       </w:r>
       <w:r>
         <w:rPr>
@@ -10561,7 +10561,7 @@
         <w:rPr>
           <w:lang w:val="es_ES" w:bidi="es_ES"/>
         </w:rPr>
-        <w:t xml:space="preserve"> —Ven conmigo y vive en Jerusalén —le dijo el rey a Barzilay—. Yo me ciudaré de ti.</w:t>
+        <w:t xml:space="preserve"> —Ven conmigo y vive en Jerusalén —le dijo el rey a Barzilay—. Yo cuidaré de ti.</w:t>
       </w:r>
     </w:p>
     <w:p>
@@ -10771,7 +10771,7 @@
         <w:rPr>
           <w:lang w:val="es_ES" w:bidi="es_ES"/>
         </w:rPr>
-        <w:t xml:space="preserve"> —Esto es un desprecio. En Israel hay 10 tribus —respondieron los otros—. Así que tenemos 10 veces más derecho sobre el rey que ustedes. ¿Acaso no fuimos nosotros los primeros en proponer que el rey regresara?Pero los hombres de Judá respondieron con palabras aún más duras.</w:t>
+        <w:t xml:space="preserve"> —Esto es un desprecio. En Israel hay 10 tribus —respondieron los otros—. Así que tenemos 10 veces más derecho sobre el rey que ustedes. ¿Acaso no fuimos nosotros los primeros en proponer que el rey regresara? Pero los hombres de Judá respondieron con palabras aún más duras.</w:t>
       </w:r>
     </w:p>
     <w:p>
@@ -10808,7 +10808,7 @@
         <w:rPr>
           <w:lang w:val="es_ES" w:bidi="es_ES"/>
         </w:rPr>
-        <w:t xml:space="preserve"> Había en Guilgal un hombre malvado llamado Sabá, hijo de Bicrí, de la tribu de Benjamín. Este tocó la trompeta y gritó:—¡No tenemos nada que ver con David! ¡No nos importa el hijo de Isaí! ¡Israelitas, váyanse a sus casas!</w:t>
+        <w:t xml:space="preserve"> Había en Guilgal un hombre malvado llamado Sabá, hijo de Bicrí, de la tribu de Benjamín. Este tocó la trompeta y gritó: —¡No tenemos nada que ver con David! ¡No nos importa el hijo de Isaí! ¡Israelitas, váyanse a sus casas!</w:t>
       </w:r>
     </w:p>
     <w:p>
@@ -10871,7 +10871,7 @@
         <w:rPr>
           <w:lang w:val="es_ES" w:bidi="es_ES"/>
         </w:rPr>
-        <w:t xml:space="preserve"> Luego el rey le dijo a Amasá:—Reúne a las tropas de Judá y preséntate aquí dentro de 3 días.</w:t>
+        <w:t xml:space="preserve"> Luego el rey le dijo a Amasá: —Reúne a las tropas de Judá y preséntate aquí dentro de 3 días.</w:t>
       </w:r>
     </w:p>
     <w:p>
@@ -10913,7 +10913,7 @@
         <w:rPr>
           <w:lang w:val="es_ES" w:bidi="es_ES"/>
         </w:rPr>
-        <w:t xml:space="preserve"> Entonces David le dijo a Abisay:—Sabá, hijo de Bicrí, nos va a causar más daño que Absalón. Toma a mis soldados de élite. Persíguelo antes de que encuentre una ciudad fortificada y se nos escape.</w:t>
+        <w:t xml:space="preserve"> Entonces David le dijo a Abisay: —Sabá, hijo de Bicrí, nos va a causar más daño que Absalón. Toma a mis soldados de élite. Persíguelo antes de que encuentre una ciudad fortificada y se nos escape.</w:t>
       </w:r>
     </w:p>
     <w:p>
@@ -10949,7 +10949,7 @@
           <w:vertAlign w:val="superscript"/>
           <w:lang w:val="es_ES" w:bidi="es_ES"/>
         </w:rPr>
-        <w:t>10</w:t>
+        <w:t>8-10</w:t>
       </w:r>
       <w:r>
         <w:rPr>
@@ -11081,7 +11081,7 @@
         <w:rPr>
           <w:lang w:val="es_ES" w:bidi="es_ES"/>
         </w:rPr>
-        <w:t xml:space="preserve"> Pero una mujer sabia de la ciudad gritó desde adentro:—¡Escuchen, escuchen! ¡Díganle a Joab que se acerque, porque necesito hablar con él!</w:t>
+        <w:t xml:space="preserve"> Pero una mujer sabia de la ciudad gritó desde adentro: —¡Escuchen, escuchen! ¡Díganle a Joab que se acerque, porque necesito hablar con él!</w:t>
       </w:r>
     </w:p>
     <w:p>
@@ -11102,7 +11102,7 @@
         <w:rPr>
           <w:lang w:val="es_ES" w:bidi="es_ES"/>
         </w:rPr>
-        <w:t xml:space="preserve"> Cuando Joab se acercó, la mujer le preguntó:—¿Eres tú Joab?—Sí, soy yo —respondió él.La mujer le dijo:—Por favor, escucha lo que tengo que decirte.—Te escucho —contestó Joab.</w:t>
+        <w:t xml:space="preserve"> Cuando Joab se acercó, la mujer le preguntó: —¿Eres tú Joab? —Sí, soy yo —respondió él. La mujer le dijo: —Por favor, escucha lo que tengo que decirte. —Te escucho —contestó Joab.</w:t>
       </w:r>
     </w:p>
     <w:p>
@@ -11123,7 +11123,7 @@
         <w:rPr>
           <w:lang w:val="es_ES" w:bidi="es_ES"/>
         </w:rPr>
-        <w:t xml:space="preserve"> Entonces ella le dijo:—Hace mucho tiempo la gente decía: "Para cualquier consulta, vayan a Abel". Nuestra ciudad siempre ha dado consejos sabios.</w:t>
+        <w:t xml:space="preserve"> Entonces ella le dijo: —Hace mucho tiempo la gente decía: “Para cualquier consulta, vayan a Abel”. Nuestra ciudad siempre ha dado consejos sabios.</w:t>
       </w:r>
     </w:p>
     <w:p>
@@ -11165,7 +11165,7 @@
         <w:rPr>
           <w:lang w:val="es_ES" w:bidi="es_ES"/>
         </w:rPr>
-        <w:t xml:space="preserve"> Joab le respondió:—¡De ninguna manera! Que Dios me libre de hacer tal cosa.</w:t>
+        <w:t xml:space="preserve"> Joab le respondió: —¡De ninguna manera! Que Dios me libre de hacer tal cosa.</w:t>
       </w:r>
     </w:p>
     <w:p>
@@ -11186,7 +11186,7 @@
         <w:rPr>
           <w:lang w:val="es_ES" w:bidi="es_ES"/>
         </w:rPr>
-        <w:t xml:space="preserve"> Solo quiero capturar a un hombre de las montañas de Efraín que se llama Sabá. Él se rebeló contra el rey David. Si me lo entregan, dejaré en paz a la ciudad.—Está bien —contestó la mujer—. Ahora mismo arrojaremos su cabeza desde la muralla.</w:t>
+        <w:t xml:space="preserve"> Solo quiero capturar a un hombre de las montañas de Efraín que se llama Sabá. Él se rebeló contra el rey David. Si me lo entregan, dejaré en paz a la ciudad. —Está bien —contestó la mujer—. Ahora mismo arrojaremos su cabeza desde la muralla.</w:t>
       </w:r>
     </w:p>
     <w:p>
@@ -11291,7 +11291,7 @@
         <w:rPr>
           <w:lang w:val="es_ES" w:bidi="es_ES"/>
         </w:rPr>
-        <w:t xml:space="preserve"> Ira el yairita era el sacerdote personal de David.</w:t>
+        <w:t xml:space="preserve"> Ira, el yairita, era el sacerdote personal de David.</w:t>
       </w:r>
     </w:p>
     <w:p>
@@ -11328,7 +11328,7 @@
         <w:rPr>
           <w:lang w:val="es_ES" w:bidi="es_ES"/>
         </w:rPr>
-        <w:t xml:space="preserve"> Durante el reinado de David, hubo una sequía que duró 3 años seguidos. David consultó al Señor sobre esta situación, y el Señor le respondió:—La sequía se debe a que Saúl y su familia mataron a los gabaonitas.</w:t>
+        <w:t xml:space="preserve"> Durante el reinado de David, hubo una sequía que duró 3 años seguidos. David consultó al Señor sobre esta situación, y el Señor le respondió: —La sequía se debe a que Saúl y su familia mataron a los gabaonitas.</w:t>
       </w:r>
     </w:p>
     <w:p>
@@ -11370,7 +11370,7 @@
         <w:rPr>
           <w:lang w:val="es_ES" w:bidi="es_ES"/>
         </w:rPr>
-        <w:t xml:space="preserve"> y les preguntó:—¿Qué puedo hacer por ustedes para reparar este mal y pedirles que oren a Dios para que nos bendiga?</w:t>
+        <w:t xml:space="preserve"> y les preguntó: —¿Qué puedo hacer por ustedes para reparar este mal y pedirles que oren a Dios para que nos bendiga?</w:t>
       </w:r>
     </w:p>
     <w:p>
@@ -11391,28 +11391,28 @@
         <w:rPr>
           <w:lang w:val="es_ES" w:bidi="es_ES"/>
         </w:rPr>
-        <w:t xml:space="preserve"> —No se trata de dinero —respondieron los gabaonitas—, ni de vengarnos matando israelitas.—Entonces, ¿qué puedo hacer por ustedes? —preguntó David nuevamente—. Díganme qué quieren, y lo haré.</w:t>
-      </w:r>
-    </w:p>
-    <w:p>
-      <w:pPr/>
-      <w:r>
-        <w:rPr>
-          <w:lang w:val="es_ES" w:bidi="es_ES"/>
-        </w:rPr>
-      </w:r>
-      <w:r>
-        <w:rPr>
-          <w:vertAlign w:val="superscript"/>
-          <w:lang w:val="es_ES" w:bidi="es_ES"/>
-        </w:rPr>
-        <w:t>6</w:t>
-      </w:r>
-      <w:r>
-        <w:rPr>
-          <w:lang w:val="es_ES" w:bidi="es_ES"/>
-        </w:rPr>
-        <w:t xml:space="preserve"> Ellos respondieron: —Saúl buscó acabar con nosotros. Planeó eliminarnos por completo. Nos echó de todas las tierras de Israel. Por esta razón, solicitamos que nos den a 7 hombres de la familia de Saúl. Los ahorcaremos en presencia del Señor en Guibeá, el pueblo de Saúl.El rey contestó:—Se los daré.</w:t>
+        <w:t xml:space="preserve"> —No se trata de dinero —respondieron los gabaonitas—, ni de vengarnos matando israelitas. —Entonces, ¿qué puedo hacer por ustedes? —preguntó David nuevamente—. Díganme qué quieren, y lo haré.</w:t>
+      </w:r>
+    </w:p>
+    <w:p>
+      <w:pPr/>
+      <w:r>
+        <w:rPr>
+          <w:lang w:val="es_ES" w:bidi="es_ES"/>
+        </w:rPr>
+      </w:r>
+      <w:r>
+        <w:rPr>
+          <w:vertAlign w:val="superscript"/>
+          <w:lang w:val="es_ES" w:bidi="es_ES"/>
+        </w:rPr>
+        <w:t>5-6</w:t>
+      </w:r>
+      <w:r>
+        <w:rPr>
+          <w:lang w:val="es_ES" w:bidi="es_ES"/>
+        </w:rPr>
+        <w:t xml:space="preserve"> Ellos respondieron: —Saúl buscó acabar con nosotros. Planeó eliminarnos por completo. Nos echó de todas las tierras de Israel. Por esta razón, solicitamos que nos den a 7 hombres de la familia de Saúl. Los ahorcaremos en presencia del Señor en Guibeá, el pueblo de Saúl. El rey contestó: —Se los daré.</w:t>
       </w:r>
     </w:p>
     <w:p>
@@ -11532,7 +11532,7 @@
           <w:vertAlign w:val="superscript"/>
           <w:lang w:val="es_ES" w:bidi="es_ES"/>
         </w:rPr>
-        <w:t>14</w:t>
+        <w:t>12-14</w:t>
       </w:r>
       <w:r>
         <w:rPr>
@@ -11559,7 +11559,7 @@
         <w:rPr>
           <w:lang w:val="es_ES" w:bidi="es_ES"/>
         </w:rPr>
-        <w:t xml:space="preserve"> Durante una ocasión en la que los filisteos nuevamente atacaron a Israel, David y sus hombres fueron a luchar contra ellos. David quedó completamente agotado.</w:t>
+        <w:t xml:space="preserve"> Durante una ocasión en la que los filisteos nuevamente atacaron Israel, David y sus hombres fueron a luchar contra ellos. David quedó completamente agotado.</w:t>
       </w:r>
     </w:p>
     <w:p>
@@ -11601,7 +11601,7 @@
         <w:rPr>
           <w:lang w:val="es_ES" w:bidi="es_ES"/>
         </w:rPr>
-        <w:t xml:space="preserve"> Pero Abisay, hijo de Sarvia, llegó para ayudar a David. Mató al filisteo. Después de eso, los soldados de David le dijeron:—Nunca más saldrás con nosotros a la guerra. No queremos que la luz de Israel se apague.</w:t>
+        <w:t xml:space="preserve"> Pero Abisay, hijo de Sarvia, llegó para ayudar a David. Mató al filisteo. Después de eso, los soldados de David le dijeron: —Nunca más saldrás con nosotros a la guerra. No queremos que la luz de Israel se apague.</w:t>
       </w:r>
     </w:p>
     <w:p>
@@ -11658,7 +11658,7 @@
           <w:vertAlign w:val="superscript"/>
           <w:lang w:val="es_ES" w:bidi="es_ES"/>
         </w:rPr>
-        <w:t>21</w:t>
+        <w:t>20-21</w:t>
       </w:r>
       <w:r>
         <w:rPr>
@@ -11806,7 +11806,7 @@
         <w:rPr>
           <w:lang w:val="es_ES" w:bidi="es_ES"/>
         </w:rPr>
-        <w:t xml:space="preserve"> Las olas de la muerte me rodeaban.Torrentes de destrucción me arrastraban.</w:t>
+        <w:t xml:space="preserve"> Las olas de la muerte me rodeaban. Torrentes de destrucción me arrastraban.</w:t>
       </w:r>
     </w:p>
     <w:p>
@@ -11848,7 +11848,7 @@
         <w:rPr>
           <w:lang w:val="es_ES" w:bidi="es_ES"/>
         </w:rPr>
-        <w:t xml:space="preserve"> Cuando estaba angustiado, le pedí ayuda al Señor.Él me escuchó desde su templo. Mi grito llegó hasta sus oídos.</w:t>
+        <w:t xml:space="preserve"> Cuando estaba angustiado, le pedí ayuda al Señor. Él me escuchó desde su templo. Mi grito llegó hasta sus oídos.</w:t>
       </w:r>
     </w:p>
     <w:p>
@@ -11890,7 +11890,7 @@
         <w:rPr>
           <w:lang w:val="es_ES" w:bidi="es_ES"/>
         </w:rPr>
-        <w:t xml:space="preserve"> De su nariz salía humo y de su boca salían llamas.Arrojaba carbones ardiendo.</w:t>
+        <w:t xml:space="preserve"> De su nariz salía humo y de su boca salían llamas. Arrojaba carbones ardiendo.</w:t>
       </w:r>
     </w:p>
     <w:p>
@@ -11911,7 +11911,7 @@
         <w:rPr>
           <w:lang w:val="es_ES" w:bidi="es_ES"/>
         </w:rPr>
-        <w:t xml:space="preserve"> Abrió el cielo y bajó a la tierra.Pisaba sobre nubes densas y oscuras.</w:t>
+        <w:t xml:space="preserve"> Abrió el cielo y bajó a la tierra. Pisaba sobre nubes densas y oscuras.</w:t>
       </w:r>
     </w:p>
     <w:p>
@@ -11953,7 +11953,7 @@
         <w:rPr>
           <w:lang w:val="es_ES" w:bidi="es_ES"/>
         </w:rPr>
-        <w:t xml:space="preserve"> Se rodeó de oscuridad como si fuera una tienda.Densas nubes lo cubrían.</w:t>
+        <w:t xml:space="preserve"> Se rodeó de oscuridad como si fuera una tienda. Densas nubes lo cubrían.</w:t>
       </w:r>
     </w:p>
     <w:p>
@@ -11974,7 +11974,7 @@
         <w:rPr>
           <w:lang w:val="es_ES" w:bidi="es_ES"/>
         </w:rPr>
-        <w:t xml:space="preserve"> De su presencia radiantesalieron carbones encendidos.</w:t>
+        <w:t xml:space="preserve"> De su presencia radiante salieron carbones encendidos.</w:t>
       </w:r>
     </w:p>
     <w:p>
@@ -11995,7 +11995,7 @@
         <w:rPr>
           <w:lang w:val="es_ES" w:bidi="es_ES"/>
         </w:rPr>
-        <w:t xml:space="preserve"> El Señor hizo tronar su voz desde el cielo.El Dios Altísimo dejó oír su voz desde lo alto.</w:t>
+        <w:t xml:space="preserve"> El Señor hizo tronar su voz desde el cielo. El Dios Altísimo dejó oír su voz desde lo alto.</w:t>
       </w:r>
     </w:p>
     <w:p>
@@ -12037,7 +12037,7 @@
         <w:rPr>
           <w:lang w:val="es_ES" w:bidi="es_ES"/>
         </w:rPr>
-        <w:t xml:space="preserve"> Por su reprensióny con el soplo de su aliento,el lecho del mar salió a la luz.Quedó al descubierto el fondo del océano.</w:t>
+        <w:t xml:space="preserve"> Por su reprensión y con el soplo de su aliento, el lecho del mar salió a la luz. Quedó al descubierto el fondo del océano.</w:t>
       </w:r>
     </w:p>
     <w:p>
@@ -12058,7 +12058,7 @@
         <w:rPr>
           <w:lang w:val="es_ES" w:bidi="es_ES"/>
         </w:rPr>
-        <w:t xml:space="preserve"> Desde lo alto extendió su mano y me agarró.Me sacó de las aguas profundas.</w:t>
+        <w:t xml:space="preserve"> Desde lo alto extendió su mano y me agarró. Me sacó de las aguas profundas.</w:t>
       </w:r>
     </w:p>
     <w:p>
@@ -12121,7 +12121,7 @@
         <w:rPr>
           <w:lang w:val="es_ES" w:bidi="es_ES"/>
         </w:rPr>
-        <w:t xml:space="preserve"> Me liberó y me puso a salvo.Lo hizo porque me ama.</w:t>
+        <w:t xml:space="preserve"> Me liberó y me puso a salvo. Lo hizo porque me ama.</w:t>
       </w:r>
     </w:p>
     <w:p>
@@ -12142,7 +12142,7 @@
         <w:rPr>
           <w:lang w:val="es_ES" w:bidi="es_ES"/>
         </w:rPr>
-        <w:t xml:space="preserve"> El Señor me premió por hacer lo correcto.Me recompensó porque mis manos estaban limpias.</w:t>
+        <w:t xml:space="preserve"> El Señor me premió por hacer lo correcto. Me recompensó porque mis manos estaban limpias.</w:t>
       </w:r>
     </w:p>
     <w:p>
@@ -12268,7 +12268,7 @@
         <w:rPr>
           <w:lang w:val="es_ES" w:bidi="es_ES"/>
         </w:rPr>
-        <w:t xml:space="preserve"> Tratas con sinceridad al sincero,pero no te engaña el tramposo.</w:t>
+        <w:t xml:space="preserve"> Tratas con sinceridad al sincero, pero no te engaña el tramposo.</w:t>
       </w:r>
     </w:p>
     <w:p>
@@ -12394,7 +12394,7 @@
         <w:rPr>
           <w:lang w:val="es_ES" w:bidi="es_ES"/>
         </w:rPr>
-        <w:t xml:space="preserve"> Dios es mi refugio seguroy hace perfecto mi camino.</w:t>
+        <w:t xml:space="preserve"> Dios es mi refugio seguro y hace perfecto mi camino.</w:t>
       </w:r>
     </w:p>
     <w:p>
@@ -12625,7 +12625,7 @@
         <w:rPr>
           <w:lang w:val="es_ES" w:bidi="es_ES"/>
         </w:rPr>
-        <w:t xml:space="preserve"> Me salvaste de las disputas de mi pueblo y me mantuviste como líder entre las naciones.me sirven pueblos que no conozco.</w:t>
+        <w:t xml:space="preserve"> Me salvaste de las disputas de mi pueblo y me mantuviste como líder entre las naciones. me sirven pueblos que no conozco.</w:t>
       </w:r>
     </w:p>
     <w:p>
@@ -12709,7 +12709,7 @@
         <w:rPr>
           <w:lang w:val="es_ES" w:bidi="es_ES"/>
         </w:rPr>
-        <w:t xml:space="preserve"> Es el Dios que toma venganza por mi parte.Pone bajo mi control las naciones</w:t>
+        <w:t xml:space="preserve"> Es el Dios que toma venganza por mi parte. Pone bajo mi control las naciones</w:t>
       </w:r>
     </w:p>
     <w:p>
@@ -12730,7 +12730,7 @@
         <w:rPr>
           <w:lang w:val="es_ES" w:bidi="es_ES"/>
         </w:rPr>
-        <w:t xml:space="preserve"> y me rescata de mis enemigos.Sí, tú me levantas por encima de los que me atacan y me libras de los hombres violentos.</w:t>
+        <w:t xml:space="preserve"> y me rescata de mis enemigos. Sí, tú me levantas por encima de los que me atacan y me libras de los hombres violentos.</w:t>
       </w:r>
     </w:p>
     <w:p>
@@ -12851,7 +12851,7 @@
         <w:rPr>
           <w:lang w:val="es_ES" w:bidi="es_ES"/>
         </w:rPr>
-        <w:t xml:space="preserve"> El Dios de Israel habló.La roca de Israel me dijo:«Quien gobierne con justicia y dirija con temor de Dios</w:t>
+        <w:t xml:space="preserve"> El Dios de Israel habló. La roca de Israel me dijo: “Quien gobierne con justicia y dirija con temor de Dios</w:t>
       </w:r>
     </w:p>
     <w:p>
@@ -12872,7 +12872,7 @@
         <w:rPr>
           <w:lang w:val="es_ES" w:bidi="es_ES"/>
         </w:rPr>
-        <w:t xml:space="preserve"> será como la luz de la mañana cuando sale el sol en un día sin nubes.Será como el brillo después de la lluvia que hace crecer la hierba en la tierra».</w:t>
+        <w:t xml:space="preserve"> será como la luz de la mañana cuando sale el sol en un día sin nubes. Será como el brillo después de la lluvia que hace crecer la hierba en la tierra”.</w:t>
       </w:r>
     </w:p>
     <w:p>
@@ -12893,7 +12893,7 @@
         <w:rPr>
           <w:lang w:val="es_ES" w:bidi="es_ES"/>
         </w:rPr>
-        <w:t xml:space="preserve"> Dios eligió a mi familia. Hizo un pacto eterno conmigo. Él hará efectiva mi salvacióny cumplirá mi deseo.</w:t>
+        <w:t xml:space="preserve"> Dios eligió a mi familia. Hizo un pacto eterno conmigo. Él hará efectiva mi salvación y cumplirá mi deseo.</w:t>
       </w:r>
     </w:p>
     <w:p>
@@ -12914,7 +12914,7 @@
         <w:rPr>
           <w:lang w:val="es_ES" w:bidi="es_ES"/>
         </w:rPr>
-        <w:t xml:space="preserve"> Los malvados son como espinos desechablesporque hieren la mano que los toca.</w:t>
+        <w:t xml:space="preserve"> Los malvados son como espinos desechables porque hieren la mano que los toca.</w:t>
       </w:r>
     </w:p>
     <w:p>
@@ -13013,7 +13013,7 @@
           <w:vertAlign w:val="superscript"/>
           <w:lang w:val="es_ES" w:bidi="es_ES"/>
         </w:rPr>
-        <w:t>12</w:t>
+        <w:t>11-12</w:t>
       </w:r>
       <w:r>
         <w:rPr>
@@ -13124,22 +13124,22 @@
         <w:rPr>
           <w:lang w:val="es_ES" w:bidi="es_ES"/>
         </w:rPr>
-        <w:t xml:space="preserve"> —¡No puedo beber esta agua! ¡Sería como beber la sangre de estos hombres que arriesgaron su vida para cumplir mi deseo! ¡Que el Señor me libre de hacer algo así!Estas son las proezas de estos 3 valientes.</w:t>
-      </w:r>
-    </w:p>
-    <w:p>
-      <w:pPr/>
-      <w:r>
-        <w:rPr>
-          <w:lang w:val="es_ES" w:bidi="es_ES"/>
-        </w:rPr>
-      </w:r>
-      <w:r>
-        <w:rPr>
-          <w:vertAlign w:val="superscript"/>
-          <w:lang w:val="es_ES" w:bidi="es_ES"/>
-        </w:rPr>
-        <w:t>19</w:t>
+        <w:t xml:space="preserve"> —¡No puedo beber esta agua! ¡Sería como beber la sangre de estos hombres que arriesgaron su vida para cumplir mi deseo! ¡Que el Señor me libre de hacer algo así! Estas son las proezas de estos 3 valientes.</w:t>
+      </w:r>
+    </w:p>
+    <w:p>
+      <w:pPr/>
+      <w:r>
+        <w:rPr>
+          <w:lang w:val="es_ES" w:bidi="es_ES"/>
+        </w:rPr>
+      </w:r>
+      <w:r>
+        <w:rPr>
+          <w:vertAlign w:val="superscript"/>
+          <w:lang w:val="es_ES" w:bidi="es_ES"/>
+        </w:rPr>
+        <w:t>18-19</w:t>
       </w:r>
       <w:r>
         <w:rPr>
@@ -13244,7 +13244,7 @@
           <w:vertAlign w:val="superscript"/>
           <w:lang w:val="es_ES" w:bidi="es_ES"/>
         </w:rPr>
-        <w:t>39</w:t>
+        <w:t>24-39</w:t>
       </w:r>
       <w:r>
         <w:rPr>
@@ -13308,7 +13308,7 @@
         <w:rPr>
           <w:lang w:val="es_ES" w:bidi="es_ES"/>
         </w:rPr>
-        <w:t xml:space="preserve"> El rey le ordenó a Joab, el jefe de su ejército:—Recorre todo el territorio y cuenta a la gente, desde un extremo hasta el otro. Quiero saber cuántos soldados puedo reunir.</w:t>
+        <w:t xml:space="preserve"> El rey le ordenó a Joab, el jefe de su ejército: —Recorre todo el territorio y cuenta a la gente, desde un extremo hasta el otro. Quiero saber cuántos soldados puedo reunir.</w:t>
       </w:r>
     </w:p>
     <w:p>
@@ -13329,7 +13329,7 @@
         <w:rPr>
           <w:lang w:val="es_ES" w:bidi="es_ES"/>
         </w:rPr>
-        <w:t xml:space="preserve"> Pero Joab le respondió:—Que el Señor le dé larga vida a mi señor el rey. Que viva para ver cuando haya 100 veces más tropas en el reino de las que hay ahora. Pero ¿para qué necesitas hacer algo así?</w:t>
+        <w:t xml:space="preserve"> Pero Joab le respondió: —Que el Señor le dé larga vida a mi señor el rey. Que viva para ver cuando haya 100 veces más tropas en el reino de las que hay ahora. Pero ¿para qué necesitas hacer algo así?</w:t>
       </w:r>
     </w:p>
     <w:p>
@@ -13476,7 +13476,7 @@
         <w:rPr>
           <w:lang w:val="es_ES" w:bidi="es_ES"/>
         </w:rPr>
-        <w:t xml:space="preserve"> Después de hacer el censo, David sintió remordimiento. Le dijo al Señor:—He cometido un pecado muy grave. Perdóname, Señor, por esta maldad que he hecho.</w:t>
+        <w:t xml:space="preserve"> Después de hacer el censo, David sintió remordimiento. Le dijo al Señor: —He cometido un pecado muy grave. Perdóname, Señor, por esta maldad que he hecho.</w:t>
       </w:r>
     </w:p>
     <w:p>
@@ -13539,7 +13539,7 @@
         <w:rPr>
           <w:lang w:val="es_ES" w:bidi="es_ES"/>
         </w:rPr>
-        <w:t xml:space="preserve"> Gad fue a ver a David y le preguntó:—¿Qué prefieres de entre estos castigos? Pueden ser 7 años de hambre en tu tierra, 3 meses huyendo de tus enemigos o 3 días de epidemia. Piensa bien tu respuesta, porque debo responderle al Señor.</w:t>
+        <w:t xml:space="preserve"> Gad fue a ver a David y le preguntó: —¿Qué prefieres de entre estos castigos? Pueden ser 7 años de hambre en tu tierra, 3 meses huyendo de tus enemigos o 3 días de epidemia. Piensa bien tu respuesta, porque debo responderle al Señor.</w:t>
       </w:r>
     </w:p>
     <w:p>
@@ -13560,7 +13560,7 @@
         <w:rPr>
           <w:lang w:val="es_ES" w:bidi="es_ES"/>
         </w:rPr>
-        <w:t xml:space="preserve"> David contestó:—Es una decisión muy difícil. Pero prefiero caer en las manos del Señor y no en las manos de los hombres. El Señor es muy misericordioso.</w:t>
+        <w:t xml:space="preserve"> David contestó: —Es una decisión muy difícil. Pero prefiero caer en las manos del Señor y no en las manos de los hombres. El Señor es muy misericordioso.</w:t>
       </w:r>
     </w:p>
     <w:p>
@@ -13623,7 +13623,7 @@
         <w:rPr>
           <w:lang w:val="es_ES" w:bidi="es_ES"/>
         </w:rPr>
-        <w:t xml:space="preserve"> Cuando David vio al ángel destruyendo a la gente, le dijo al Señor:—Yo soy el que ha pecado. ¿Qué culpa tienen estas ovejas? Que tu castigo caiga solo sobre mí y mi familia.</w:t>
+        <w:t xml:space="preserve"> Cuando David vio al ángel destruyendo a la gente, le dijo al Señor: —Yo soy el que ha pecado. ¿Qué culpa tienen estas ovejas? Que tu castigo caiga solo sobre mí y mi familia.</w:t>
       </w:r>
     </w:p>
     <w:p>
@@ -13644,7 +13644,7 @@
         <w:rPr>
           <w:lang w:val="es_ES" w:bidi="es_ES"/>
         </w:rPr>
-        <w:t xml:space="preserve"> Ese mismo día, Gad fue a ver a David y le dijo:—Ve y construye un altar al Señor en el campo de trillar de Arauna, el jebuseo.</w:t>
+        <w:t xml:space="preserve"> Ese mismo día, Gad fue a ver a David y le dijo: —Ve y construye un altar al Señor en el campo de trillar de Arauna, el jebuseo.</w:t>
       </w:r>
     </w:p>
     <w:p>
@@ -13707,7 +13707,7 @@
         <w:rPr>
           <w:lang w:val="es_ES" w:bidi="es_ES"/>
         </w:rPr>
-        <w:t xml:space="preserve"> Arauna preguntó:—¿Por qué ha venido mi señor el rey?David le respondió:—Vine a comprarte tu campo de trillar para construir un altar al Señor, y así detener la plaga.</w:t>
+        <w:t xml:space="preserve"> Arauna preguntó: —¿Por qué ha venido mi señor el rey? David le respondió: —Vine a comprarte tu campo de trillar para construir un altar al Señor, y así detener la plaga.</w:t>
       </w:r>
     </w:p>
     <w:p>
@@ -13728,7 +13728,7 @@
         <w:rPr>
           <w:lang w:val="es_ES" w:bidi="es_ES"/>
         </w:rPr>
-        <w:t xml:space="preserve"> Arauna le dijo al rey:—Tómalo, mi señor. Aquí tienes bueyes para la ofrenda quemada.Además, pueden usar las herramientas de trilla y los yugos de los bueyes como leña para el fuego del altar.</w:t>
+        <w:t xml:space="preserve"> Arauna le dijo al rey: —Tómalo, mi señor. Aquí tienes bueyes para la ofrenda quemada. Además, pueden usar las herramientas de trilla y los yugos de los bueyes como leña para el fuego del altar.</w:t>
       </w:r>
     </w:p>
     <w:p>
@@ -13770,7 +13770,7 @@
         <w:rPr>
           <w:lang w:val="es_ES" w:bidi="es_ES"/>
         </w:rPr>
-        <w:t xml:space="preserve"> Pero el rey le respondió a Arauna:—No, no aceptaré que me regales el campo. Lo compraré por el precio adecuado. No quiero ofrecer al Señor mi Dios ofrendas que no me hayan costado nada.Luego, David le pagó a Arauna 50 monedas de plata por el campo y los bueyes.</w:t>
+        <w:t xml:space="preserve"> Pero el rey le respondió a Arauna: —No, no aceptaré que me regales el campo. Lo compraré por el precio adecuado. No quiero ofrecer al Señor mi Dios ofrendas que no me hayan costado nada. Luego, David le pagó a Arauna 50 monedas de plata por el campo y los bueyes.</w:t>
       </w:r>
     </w:p>
     <w:p>
